--- a/Documentation/Section40_Logging.docx
+++ b/Documentation/Section40_Logging.docx
@@ -1876,6 +1876,3703 @@
         <w:t xml:space="preserve">After certain time we can rotate  </w:t>
       </w:r>
     </w:p>
+    <w:p>
+      <w:pPr>
+        <w:pBdr>
+          <w:bottom w:val="double" w:sz="6" w:space="1" w:color="auto"/>
+        </w:pBdr>
+      </w:pPr>
+    </w:p>
+    <w:p>
+      <w:r>
+        <w:rPr>
+          <w:highlight w:val="yellow"/>
+        </w:rPr>
+        <w:t>Pratically implement :</w:t>
+      </w:r>
+    </w:p>
+    <w:p/>
+    <w:p>
+      <w:r>
+        <w:t xml:space="preserve">In ch131 setup the simple project in fastapi </w:t>
+      </w:r>
+    </w:p>
+    <w:p>
+      <w:r>
+        <w:t xml:space="preserve">Ch131/app/main.py </w:t>
+      </w:r>
+    </w:p>
+    <w:p>
+      <w:r>
+        <w:t xml:space="preserve">Ch131/app/product/routers.py and services.py </w:t>
+      </w:r>
+    </w:p>
+    <w:p>
+      <w:r>
+        <w:t>Ch131/app/core/log_config</w:t>
+      </w:r>
+    </w:p>
+    <w:p>
+      <w:r>
+        <w:t>Log_config here we write the actually logger file .</w:t>
+      </w:r>
+    </w:p>
+    <w:p>
+      <w:r>
+        <w:t xml:space="preserve">In </w:t>
+      </w:r>
+      <w:r>
+        <w:t xml:space="preserve">this </w:t>
+      </w:r>
+    </w:p>
+    <w:p>
+      <w:r>
+        <w:t xml:space="preserve">We </w:t>
+      </w:r>
+      <w:r>
+        <w:t xml:space="preserve">set up first  </w:t>
+      </w:r>
+    </w:p>
+    <w:p>
+      <w:pPr>
+        <w:pStyle w:val="ListParagraph"/>
+        <w:numPr>
+          <w:ilvl w:val="0"/>
+          <w:numId w:val="8"/>
+        </w:numPr>
+      </w:pPr>
+      <w:r>
+        <w:t xml:space="preserve">File handler </w:t>
+      </w:r>
+    </w:p>
+    <w:p>
+      <w:pPr>
+        <w:pStyle w:val="ListParagraph"/>
+        <w:numPr>
+          <w:ilvl w:val="0"/>
+          <w:numId w:val="8"/>
+        </w:numPr>
+      </w:pPr>
+      <w:r>
+        <w:t>Formatter  and style  (if we don’t use % so we must need to set style here )</w:t>
+      </w:r>
+    </w:p>
+    <w:p>
+      <w:pPr>
+        <w:pStyle w:val="ListParagraph"/>
+        <w:numPr>
+          <w:ilvl w:val="0"/>
+          <w:numId w:val="8"/>
+        </w:numPr>
+      </w:pPr>
+      <w:r>
+        <w:t>Set formatter  (which formatter we use )</w:t>
+      </w:r>
+    </w:p>
+    <w:p>
+      <w:pPr>
+        <w:pStyle w:val="ListParagraph"/>
+        <w:numPr>
+          <w:ilvl w:val="0"/>
+          <w:numId w:val="8"/>
+        </w:numPr>
+      </w:pPr>
+      <w:r>
+        <w:t xml:space="preserve"> Create the logger object  (using the get logger )</w:t>
+      </w:r>
+    </w:p>
+    <w:p>
+      <w:pPr>
+        <w:pStyle w:val="ListParagraph"/>
+        <w:numPr>
+          <w:ilvl w:val="0"/>
+          <w:numId w:val="8"/>
+        </w:numPr>
+      </w:pPr>
+      <w:r>
+        <w:t>Set the logger object  (setlevel)</w:t>
+      </w:r>
+    </w:p>
+    <w:p>
+      <w:pPr>
+        <w:pStyle w:val="ListParagraph"/>
+        <w:numPr>
+          <w:ilvl w:val="0"/>
+          <w:numId w:val="8"/>
+        </w:numPr>
+      </w:pPr>
+      <w:r>
+        <w:t>Add the handler (add handler )</w:t>
+      </w:r>
+    </w:p>
+    <w:p>
+      <w:pPr>
+        <w:pStyle w:val="ListParagraph"/>
+        <w:numPr>
+          <w:ilvl w:val="0"/>
+          <w:numId w:val="8"/>
+        </w:numPr>
+      </w:pPr>
+      <w:r>
+        <w:t xml:space="preserve">Return logger </w:t>
+      </w:r>
+    </w:p>
+    <w:p>
+      <w:pPr>
+        <w:pStyle w:val="ListParagraph"/>
+        <w:numPr>
+          <w:ilvl w:val="0"/>
+          <w:numId w:val="8"/>
+        </w:numPr>
+      </w:pPr>
+      <w:r>
+        <w:t xml:space="preserve">Create the object </w:t>
+      </w:r>
+      <w:r>
+        <w:t xml:space="preserve"> set loger ( this object we use in  our project other files )</w:t>
+      </w:r>
+    </w:p>
+    <w:p>
+      <w:pPr>
+        <w:pStyle w:val="ListParagraph"/>
+      </w:pPr>
+    </w:p>
+    <w:p>
+      <w:pPr>
+        <w:pStyle w:val="ListParagraph"/>
+      </w:pPr>
+    </w:p>
+    <w:p>
+      <w:r>
+        <w:t>Log_config.py:</w:t>
+      </w:r>
+    </w:p>
+    <w:p>
+      <w:pPr>
+        <w:shd w:val="clear" w:color="auto" w:fill="1E1E1E"/>
+        <w:spacing w:after="0" w:line="285" w:lineRule="atLeast"/>
+        <w:rPr>
+          <w:rFonts w:ascii="Consolas" w:eastAsia="Times New Roman" w:hAnsi="Consolas" w:cs="Times New Roman"/>
+          <w:color w:val="D4D4D4"/>
+          <w:sz w:val="21"/>
+          <w:szCs w:val="21"/>
+        </w:rPr>
+      </w:pPr>
+      <w:r>
+        <w:rPr>
+          <w:rFonts w:ascii="Consolas" w:eastAsia="Times New Roman" w:hAnsi="Consolas" w:cs="Times New Roman"/>
+          <w:color w:val="C586C0"/>
+          <w:sz w:val="21"/>
+          <w:szCs w:val="21"/>
+        </w:rPr>
+        <w:lastRenderedPageBreak/>
+        <w:t>import</w:t>
+      </w:r>
+      <w:r>
+        <w:rPr>
+          <w:rFonts w:ascii="Consolas" w:eastAsia="Times New Roman" w:hAnsi="Consolas" w:cs="Times New Roman"/>
+          <w:color w:val="D4D4D4"/>
+          <w:sz w:val="21"/>
+          <w:szCs w:val="21"/>
+        </w:rPr>
+        <w:t xml:space="preserve"> </w:t>
+      </w:r>
+      <w:r>
+        <w:rPr>
+          <w:rFonts w:ascii="Consolas" w:eastAsia="Times New Roman" w:hAnsi="Consolas" w:cs="Times New Roman"/>
+          <w:color w:val="4EC9B0"/>
+          <w:sz w:val="21"/>
+          <w:szCs w:val="21"/>
+        </w:rPr>
+        <w:t>logging</w:t>
+      </w:r>
+    </w:p>
+    <w:p>
+      <w:pPr>
+        <w:shd w:val="clear" w:color="auto" w:fill="1E1E1E"/>
+        <w:spacing w:after="0" w:line="285" w:lineRule="atLeast"/>
+        <w:rPr>
+          <w:rFonts w:ascii="Consolas" w:eastAsia="Times New Roman" w:hAnsi="Consolas" w:cs="Times New Roman"/>
+          <w:color w:val="D4D4D4"/>
+          <w:sz w:val="21"/>
+          <w:szCs w:val="21"/>
+        </w:rPr>
+      </w:pPr>
+      <w:r>
+        <w:rPr>
+          <w:rFonts w:ascii="Consolas" w:eastAsia="Times New Roman" w:hAnsi="Consolas" w:cs="Times New Roman"/>
+          <w:color w:val="C586C0"/>
+          <w:sz w:val="21"/>
+          <w:szCs w:val="21"/>
+        </w:rPr>
+        <w:t>import</w:t>
+      </w:r>
+      <w:r>
+        <w:rPr>
+          <w:rFonts w:ascii="Consolas" w:eastAsia="Times New Roman" w:hAnsi="Consolas" w:cs="Times New Roman"/>
+          <w:color w:val="D4D4D4"/>
+          <w:sz w:val="21"/>
+          <w:szCs w:val="21"/>
+        </w:rPr>
+        <w:t xml:space="preserve"> </w:t>
+      </w:r>
+      <w:r>
+        <w:rPr>
+          <w:rFonts w:ascii="Consolas" w:eastAsia="Times New Roman" w:hAnsi="Consolas" w:cs="Times New Roman"/>
+          <w:color w:val="4EC9B0"/>
+          <w:sz w:val="21"/>
+          <w:szCs w:val="21"/>
+        </w:rPr>
+        <w:t>os</w:t>
+      </w:r>
+    </w:p>
+    <w:p>
+      <w:pPr>
+        <w:shd w:val="clear" w:color="auto" w:fill="1E1E1E"/>
+        <w:spacing w:after="0" w:line="285" w:lineRule="atLeast"/>
+        <w:rPr>
+          <w:rFonts w:ascii="Consolas" w:eastAsia="Times New Roman" w:hAnsi="Consolas" w:cs="Times New Roman"/>
+          <w:color w:val="D4D4D4"/>
+          <w:sz w:val="21"/>
+          <w:szCs w:val="21"/>
+        </w:rPr>
+      </w:pPr>
+      <w:r>
+        <w:rPr>
+          <w:rFonts w:ascii="Consolas" w:eastAsia="Times New Roman" w:hAnsi="Consolas" w:cs="Times New Roman"/>
+          <w:color w:val="C586C0"/>
+          <w:sz w:val="21"/>
+          <w:szCs w:val="21"/>
+        </w:rPr>
+        <w:t>from</w:t>
+      </w:r>
+      <w:r>
+        <w:rPr>
+          <w:rFonts w:ascii="Consolas" w:eastAsia="Times New Roman" w:hAnsi="Consolas" w:cs="Times New Roman"/>
+          <w:color w:val="D4D4D4"/>
+          <w:sz w:val="21"/>
+          <w:szCs w:val="21"/>
+        </w:rPr>
+        <w:t xml:space="preserve"> </w:t>
+      </w:r>
+      <w:r>
+        <w:rPr>
+          <w:rFonts w:ascii="Consolas" w:eastAsia="Times New Roman" w:hAnsi="Consolas" w:cs="Times New Roman"/>
+          <w:color w:val="4EC9B0"/>
+          <w:sz w:val="21"/>
+          <w:szCs w:val="21"/>
+        </w:rPr>
+        <w:t>logging</w:t>
+      </w:r>
+      <w:r>
+        <w:rPr>
+          <w:rFonts w:ascii="Consolas" w:eastAsia="Times New Roman" w:hAnsi="Consolas" w:cs="Times New Roman"/>
+          <w:color w:val="D4D4D4"/>
+          <w:sz w:val="21"/>
+          <w:szCs w:val="21"/>
+        </w:rPr>
+        <w:t>.</w:t>
+      </w:r>
+      <w:r>
+        <w:rPr>
+          <w:rFonts w:ascii="Consolas" w:eastAsia="Times New Roman" w:hAnsi="Consolas" w:cs="Times New Roman"/>
+          <w:color w:val="4EC9B0"/>
+          <w:sz w:val="21"/>
+          <w:szCs w:val="21"/>
+        </w:rPr>
+        <w:t>handlers</w:t>
+      </w:r>
+      <w:r>
+        <w:rPr>
+          <w:rFonts w:ascii="Consolas" w:eastAsia="Times New Roman" w:hAnsi="Consolas" w:cs="Times New Roman"/>
+          <w:color w:val="D4D4D4"/>
+          <w:sz w:val="21"/>
+          <w:szCs w:val="21"/>
+        </w:rPr>
+        <w:t xml:space="preserve"> </w:t>
+      </w:r>
+      <w:r>
+        <w:rPr>
+          <w:rFonts w:ascii="Consolas" w:eastAsia="Times New Roman" w:hAnsi="Consolas" w:cs="Times New Roman"/>
+          <w:color w:val="C586C0"/>
+          <w:sz w:val="21"/>
+          <w:szCs w:val="21"/>
+        </w:rPr>
+        <w:t>import</w:t>
+      </w:r>
+      <w:r>
+        <w:rPr>
+          <w:rFonts w:ascii="Consolas" w:eastAsia="Times New Roman" w:hAnsi="Consolas" w:cs="Times New Roman"/>
+          <w:color w:val="D4D4D4"/>
+          <w:sz w:val="21"/>
+          <w:szCs w:val="21"/>
+        </w:rPr>
+        <w:t xml:space="preserve"> </w:t>
+      </w:r>
+      <w:r>
+        <w:rPr>
+          <w:rFonts w:ascii="Consolas" w:eastAsia="Times New Roman" w:hAnsi="Consolas" w:cs="Times New Roman"/>
+          <w:color w:val="4EC9B0"/>
+          <w:sz w:val="21"/>
+          <w:szCs w:val="21"/>
+        </w:rPr>
+        <w:t>RotatingFileHandler</w:t>
+      </w:r>
+      <w:r>
+        <w:rPr>
+          <w:rFonts w:ascii="Consolas" w:eastAsia="Times New Roman" w:hAnsi="Consolas" w:cs="Times New Roman"/>
+          <w:color w:val="D4D4D4"/>
+          <w:sz w:val="21"/>
+          <w:szCs w:val="21"/>
+        </w:rPr>
+        <w:t xml:space="preserve">, </w:t>
+      </w:r>
+      <w:r>
+        <w:rPr>
+          <w:rFonts w:ascii="Consolas" w:eastAsia="Times New Roman" w:hAnsi="Consolas" w:cs="Times New Roman"/>
+          <w:color w:val="4EC9B0"/>
+          <w:sz w:val="21"/>
+          <w:szCs w:val="21"/>
+        </w:rPr>
+        <w:t>TimedRotatingFileHandler</w:t>
+      </w:r>
+    </w:p>
+    <w:p>
+      <w:pPr>
+        <w:shd w:val="clear" w:color="auto" w:fill="1E1E1E"/>
+        <w:spacing w:after="0" w:line="285" w:lineRule="atLeast"/>
+        <w:rPr>
+          <w:rFonts w:ascii="Consolas" w:eastAsia="Times New Roman" w:hAnsi="Consolas" w:cs="Times New Roman"/>
+          <w:color w:val="D4D4D4"/>
+          <w:sz w:val="21"/>
+          <w:szCs w:val="21"/>
+        </w:rPr>
+      </w:pPr>
+    </w:p>
+    <w:p>
+      <w:pPr>
+        <w:shd w:val="clear" w:color="auto" w:fill="1E1E1E"/>
+        <w:spacing w:after="0" w:line="285" w:lineRule="atLeast"/>
+        <w:rPr>
+          <w:rFonts w:ascii="Consolas" w:eastAsia="Times New Roman" w:hAnsi="Consolas" w:cs="Times New Roman"/>
+          <w:color w:val="D4D4D4"/>
+          <w:sz w:val="21"/>
+          <w:szCs w:val="21"/>
+        </w:rPr>
+      </w:pPr>
+      <w:r>
+        <w:rPr>
+          <w:rFonts w:ascii="Consolas" w:eastAsia="Times New Roman" w:hAnsi="Consolas" w:cs="Times New Roman"/>
+          <w:color w:val="569CD6"/>
+          <w:sz w:val="21"/>
+          <w:szCs w:val="21"/>
+        </w:rPr>
+        <w:t>def</w:t>
+      </w:r>
+      <w:r>
+        <w:rPr>
+          <w:rFonts w:ascii="Consolas" w:eastAsia="Times New Roman" w:hAnsi="Consolas" w:cs="Times New Roman"/>
+          <w:color w:val="D4D4D4"/>
+          <w:sz w:val="21"/>
+          <w:szCs w:val="21"/>
+        </w:rPr>
+        <w:t xml:space="preserve"> </w:t>
+      </w:r>
+      <w:r>
+        <w:rPr>
+          <w:rFonts w:ascii="Consolas" w:eastAsia="Times New Roman" w:hAnsi="Consolas" w:cs="Times New Roman"/>
+          <w:color w:val="DCDCAA"/>
+          <w:sz w:val="21"/>
+          <w:szCs w:val="21"/>
+        </w:rPr>
+        <w:t>setup_logger</w:t>
+      </w:r>
+      <w:r>
+        <w:rPr>
+          <w:rFonts w:ascii="Consolas" w:eastAsia="Times New Roman" w:hAnsi="Consolas" w:cs="Times New Roman"/>
+          <w:color w:val="D4D4D4"/>
+          <w:sz w:val="21"/>
+          <w:szCs w:val="21"/>
+        </w:rPr>
+        <w:t>():</w:t>
+      </w:r>
+    </w:p>
+    <w:p>
+      <w:pPr>
+        <w:shd w:val="clear" w:color="auto" w:fill="1E1E1E"/>
+        <w:spacing w:after="0" w:line="285" w:lineRule="atLeast"/>
+        <w:rPr>
+          <w:rFonts w:ascii="Consolas" w:eastAsia="Times New Roman" w:hAnsi="Consolas" w:cs="Times New Roman"/>
+          <w:color w:val="D4D4D4"/>
+          <w:sz w:val="21"/>
+          <w:szCs w:val="21"/>
+        </w:rPr>
+      </w:pPr>
+      <w:r>
+        <w:rPr>
+          <w:rFonts w:ascii="Consolas" w:eastAsia="Times New Roman" w:hAnsi="Consolas" w:cs="Times New Roman"/>
+          <w:color w:val="D4D4D4"/>
+          <w:sz w:val="21"/>
+          <w:szCs w:val="21"/>
+        </w:rPr>
+        <w:t xml:space="preserve">  </w:t>
+      </w:r>
+      <w:r>
+        <w:rPr>
+          <w:rFonts w:ascii="Consolas" w:eastAsia="Times New Roman" w:hAnsi="Consolas" w:cs="Times New Roman"/>
+          <w:color w:val="9CDCFE"/>
+          <w:sz w:val="21"/>
+          <w:szCs w:val="21"/>
+        </w:rPr>
+        <w:t>log_dir</w:t>
+      </w:r>
+      <w:r>
+        <w:rPr>
+          <w:rFonts w:ascii="Consolas" w:eastAsia="Times New Roman" w:hAnsi="Consolas" w:cs="Times New Roman"/>
+          <w:color w:val="D4D4D4"/>
+          <w:sz w:val="21"/>
+          <w:szCs w:val="21"/>
+        </w:rPr>
+        <w:t xml:space="preserve"> = </w:t>
+      </w:r>
+      <w:r>
+        <w:rPr>
+          <w:rFonts w:ascii="Consolas" w:eastAsia="Times New Roman" w:hAnsi="Consolas" w:cs="Times New Roman"/>
+          <w:color w:val="CE9178"/>
+          <w:sz w:val="21"/>
+          <w:szCs w:val="21"/>
+        </w:rPr>
+        <w:t>"logs"</w:t>
+      </w:r>
+    </w:p>
+    <w:p>
+      <w:pPr>
+        <w:shd w:val="clear" w:color="auto" w:fill="1E1E1E"/>
+        <w:spacing w:after="0" w:line="285" w:lineRule="atLeast"/>
+        <w:rPr>
+          <w:rFonts w:ascii="Consolas" w:eastAsia="Times New Roman" w:hAnsi="Consolas" w:cs="Times New Roman"/>
+          <w:color w:val="D4D4D4"/>
+          <w:sz w:val="21"/>
+          <w:szCs w:val="21"/>
+        </w:rPr>
+      </w:pPr>
+      <w:r>
+        <w:rPr>
+          <w:rFonts w:ascii="Consolas" w:eastAsia="Times New Roman" w:hAnsi="Consolas" w:cs="Times New Roman"/>
+          <w:color w:val="D4D4D4"/>
+          <w:sz w:val="21"/>
+          <w:szCs w:val="21"/>
+        </w:rPr>
+        <w:t xml:space="preserve">  </w:t>
+      </w:r>
+      <w:r>
+        <w:rPr>
+          <w:rFonts w:ascii="Consolas" w:eastAsia="Times New Roman" w:hAnsi="Consolas" w:cs="Times New Roman"/>
+          <w:color w:val="4EC9B0"/>
+          <w:sz w:val="21"/>
+          <w:szCs w:val="21"/>
+        </w:rPr>
+        <w:t>os</w:t>
+      </w:r>
+      <w:r>
+        <w:rPr>
+          <w:rFonts w:ascii="Consolas" w:eastAsia="Times New Roman" w:hAnsi="Consolas" w:cs="Times New Roman"/>
+          <w:color w:val="D4D4D4"/>
+          <w:sz w:val="21"/>
+          <w:szCs w:val="21"/>
+        </w:rPr>
+        <w:t>.</w:t>
+      </w:r>
+      <w:r>
+        <w:rPr>
+          <w:rFonts w:ascii="Consolas" w:eastAsia="Times New Roman" w:hAnsi="Consolas" w:cs="Times New Roman"/>
+          <w:color w:val="DCDCAA"/>
+          <w:sz w:val="21"/>
+          <w:szCs w:val="21"/>
+        </w:rPr>
+        <w:t>makedirs</w:t>
+      </w:r>
+      <w:r>
+        <w:rPr>
+          <w:rFonts w:ascii="Consolas" w:eastAsia="Times New Roman" w:hAnsi="Consolas" w:cs="Times New Roman"/>
+          <w:color w:val="D4D4D4"/>
+          <w:sz w:val="21"/>
+          <w:szCs w:val="21"/>
+        </w:rPr>
+        <w:t>(</w:t>
+      </w:r>
+      <w:r>
+        <w:rPr>
+          <w:rFonts w:ascii="Consolas" w:eastAsia="Times New Roman" w:hAnsi="Consolas" w:cs="Times New Roman"/>
+          <w:color w:val="9CDCFE"/>
+          <w:sz w:val="21"/>
+          <w:szCs w:val="21"/>
+        </w:rPr>
+        <w:t>log_dir</w:t>
+      </w:r>
+      <w:r>
+        <w:rPr>
+          <w:rFonts w:ascii="Consolas" w:eastAsia="Times New Roman" w:hAnsi="Consolas" w:cs="Times New Roman"/>
+          <w:color w:val="D4D4D4"/>
+          <w:sz w:val="21"/>
+          <w:szCs w:val="21"/>
+        </w:rPr>
+        <w:t xml:space="preserve">, </w:t>
+      </w:r>
+      <w:r>
+        <w:rPr>
+          <w:rFonts w:ascii="Consolas" w:eastAsia="Times New Roman" w:hAnsi="Consolas" w:cs="Times New Roman"/>
+          <w:color w:val="9CDCFE"/>
+          <w:sz w:val="21"/>
+          <w:szCs w:val="21"/>
+        </w:rPr>
+        <w:t>exist_ok</w:t>
+      </w:r>
+      <w:r>
+        <w:rPr>
+          <w:rFonts w:ascii="Consolas" w:eastAsia="Times New Roman" w:hAnsi="Consolas" w:cs="Times New Roman"/>
+          <w:color w:val="D4D4D4"/>
+          <w:sz w:val="21"/>
+          <w:szCs w:val="21"/>
+        </w:rPr>
+        <w:t>=</w:t>
+      </w:r>
+      <w:r>
+        <w:rPr>
+          <w:rFonts w:ascii="Consolas" w:eastAsia="Times New Roman" w:hAnsi="Consolas" w:cs="Times New Roman"/>
+          <w:color w:val="4FC1FF"/>
+          <w:sz w:val="21"/>
+          <w:szCs w:val="21"/>
+        </w:rPr>
+        <w:t>True</w:t>
+      </w:r>
+      <w:r>
+        <w:rPr>
+          <w:rFonts w:ascii="Consolas" w:eastAsia="Times New Roman" w:hAnsi="Consolas" w:cs="Times New Roman"/>
+          <w:color w:val="D4D4D4"/>
+          <w:sz w:val="21"/>
+          <w:szCs w:val="21"/>
+        </w:rPr>
+        <w:t>)</w:t>
+      </w:r>
+    </w:p>
+    <w:p>
+      <w:pPr>
+        <w:shd w:val="clear" w:color="auto" w:fill="1E1E1E"/>
+        <w:spacing w:after="0" w:line="285" w:lineRule="atLeast"/>
+        <w:rPr>
+          <w:rFonts w:ascii="Consolas" w:eastAsia="Times New Roman" w:hAnsi="Consolas" w:cs="Times New Roman"/>
+          <w:color w:val="D4D4D4"/>
+          <w:sz w:val="21"/>
+          <w:szCs w:val="21"/>
+        </w:rPr>
+      </w:pPr>
+      <w:r>
+        <w:rPr>
+          <w:rFonts w:ascii="Consolas" w:eastAsia="Times New Roman" w:hAnsi="Consolas" w:cs="Times New Roman"/>
+          <w:color w:val="D4D4D4"/>
+          <w:sz w:val="21"/>
+          <w:szCs w:val="21"/>
+        </w:rPr>
+        <w:t xml:space="preserve">  </w:t>
+      </w:r>
+      <w:r>
+        <w:rPr>
+          <w:rFonts w:ascii="Consolas" w:eastAsia="Times New Roman" w:hAnsi="Consolas" w:cs="Times New Roman"/>
+          <w:color w:val="9CDCFE"/>
+          <w:sz w:val="21"/>
+          <w:szCs w:val="21"/>
+        </w:rPr>
+        <w:t>log_file</w:t>
+      </w:r>
+      <w:r>
+        <w:rPr>
+          <w:rFonts w:ascii="Consolas" w:eastAsia="Times New Roman" w:hAnsi="Consolas" w:cs="Times New Roman"/>
+          <w:color w:val="D4D4D4"/>
+          <w:sz w:val="21"/>
+          <w:szCs w:val="21"/>
+        </w:rPr>
+        <w:t xml:space="preserve"> = </w:t>
+      </w:r>
+      <w:r>
+        <w:rPr>
+          <w:rFonts w:ascii="Consolas" w:eastAsia="Times New Roman" w:hAnsi="Consolas" w:cs="Times New Roman"/>
+          <w:color w:val="4EC9B0"/>
+          <w:sz w:val="21"/>
+          <w:szCs w:val="21"/>
+        </w:rPr>
+        <w:t>os</w:t>
+      </w:r>
+      <w:r>
+        <w:rPr>
+          <w:rFonts w:ascii="Consolas" w:eastAsia="Times New Roman" w:hAnsi="Consolas" w:cs="Times New Roman"/>
+          <w:color w:val="D4D4D4"/>
+          <w:sz w:val="21"/>
+          <w:szCs w:val="21"/>
+        </w:rPr>
+        <w:t>.</w:t>
+      </w:r>
+      <w:r>
+        <w:rPr>
+          <w:rFonts w:ascii="Consolas" w:eastAsia="Times New Roman" w:hAnsi="Consolas" w:cs="Times New Roman"/>
+          <w:color w:val="4EC9B0"/>
+          <w:sz w:val="21"/>
+          <w:szCs w:val="21"/>
+        </w:rPr>
+        <w:t>path</w:t>
+      </w:r>
+      <w:r>
+        <w:rPr>
+          <w:rFonts w:ascii="Consolas" w:eastAsia="Times New Roman" w:hAnsi="Consolas" w:cs="Times New Roman"/>
+          <w:color w:val="D4D4D4"/>
+          <w:sz w:val="21"/>
+          <w:szCs w:val="21"/>
+        </w:rPr>
+        <w:t>.</w:t>
+      </w:r>
+      <w:r>
+        <w:rPr>
+          <w:rFonts w:ascii="Consolas" w:eastAsia="Times New Roman" w:hAnsi="Consolas" w:cs="Times New Roman"/>
+          <w:color w:val="DCDCAA"/>
+          <w:sz w:val="21"/>
+          <w:szCs w:val="21"/>
+        </w:rPr>
+        <w:t>join</w:t>
+      </w:r>
+      <w:r>
+        <w:rPr>
+          <w:rFonts w:ascii="Consolas" w:eastAsia="Times New Roman" w:hAnsi="Consolas" w:cs="Times New Roman"/>
+          <w:color w:val="D4D4D4"/>
+          <w:sz w:val="21"/>
+          <w:szCs w:val="21"/>
+        </w:rPr>
+        <w:t>(</w:t>
+      </w:r>
+      <w:r>
+        <w:rPr>
+          <w:rFonts w:ascii="Consolas" w:eastAsia="Times New Roman" w:hAnsi="Consolas" w:cs="Times New Roman"/>
+          <w:color w:val="9CDCFE"/>
+          <w:sz w:val="21"/>
+          <w:szCs w:val="21"/>
+        </w:rPr>
+        <w:t>log_dir</w:t>
+      </w:r>
+      <w:r>
+        <w:rPr>
+          <w:rFonts w:ascii="Consolas" w:eastAsia="Times New Roman" w:hAnsi="Consolas" w:cs="Times New Roman"/>
+          <w:color w:val="D4D4D4"/>
+          <w:sz w:val="21"/>
+          <w:szCs w:val="21"/>
+        </w:rPr>
+        <w:t xml:space="preserve">, </w:t>
+      </w:r>
+      <w:r>
+        <w:rPr>
+          <w:rFonts w:ascii="Consolas" w:eastAsia="Times New Roman" w:hAnsi="Consolas" w:cs="Times New Roman"/>
+          <w:color w:val="CE9178"/>
+          <w:sz w:val="21"/>
+          <w:szCs w:val="21"/>
+        </w:rPr>
+        <w:t>"rapp.log"</w:t>
+      </w:r>
+      <w:r>
+        <w:rPr>
+          <w:rFonts w:ascii="Consolas" w:eastAsia="Times New Roman" w:hAnsi="Consolas" w:cs="Times New Roman"/>
+          <w:color w:val="D4D4D4"/>
+          <w:sz w:val="21"/>
+          <w:szCs w:val="21"/>
+        </w:rPr>
+        <w:t>)</w:t>
+      </w:r>
+    </w:p>
+    <w:p>
+      <w:pPr>
+        <w:shd w:val="clear" w:color="auto" w:fill="1E1E1E"/>
+        <w:spacing w:after="0" w:line="285" w:lineRule="atLeast"/>
+        <w:rPr>
+          <w:rFonts w:ascii="Consolas" w:eastAsia="Times New Roman" w:hAnsi="Consolas" w:cs="Times New Roman"/>
+          <w:color w:val="D4D4D4"/>
+          <w:sz w:val="21"/>
+          <w:szCs w:val="21"/>
+        </w:rPr>
+      </w:pPr>
+    </w:p>
+    <w:p>
+      <w:pPr>
+        <w:shd w:val="clear" w:color="auto" w:fill="1E1E1E"/>
+        <w:spacing w:after="0" w:line="285" w:lineRule="atLeast"/>
+        <w:rPr>
+          <w:rFonts w:ascii="Consolas" w:eastAsia="Times New Roman" w:hAnsi="Consolas" w:cs="Times New Roman"/>
+          <w:color w:val="D4D4D4"/>
+          <w:sz w:val="21"/>
+          <w:szCs w:val="21"/>
+        </w:rPr>
+      </w:pPr>
+      <w:r>
+        <w:rPr>
+          <w:rFonts w:ascii="Consolas" w:eastAsia="Times New Roman" w:hAnsi="Consolas" w:cs="Times New Roman"/>
+          <w:color w:val="D4D4D4"/>
+          <w:sz w:val="21"/>
+          <w:szCs w:val="21"/>
+        </w:rPr>
+        <w:t xml:space="preserve">  </w:t>
+      </w:r>
+      <w:r>
+        <w:rPr>
+          <w:rFonts w:ascii="Consolas" w:eastAsia="Times New Roman" w:hAnsi="Consolas" w:cs="Times New Roman"/>
+          <w:color w:val="6A9955"/>
+          <w:sz w:val="21"/>
+          <w:szCs w:val="21"/>
+        </w:rPr>
+        <w:t># Create Handlers</w:t>
+      </w:r>
+    </w:p>
+    <w:p>
+      <w:pPr>
+        <w:shd w:val="clear" w:color="auto" w:fill="1E1E1E"/>
+        <w:spacing w:after="0" w:line="285" w:lineRule="atLeast"/>
+        <w:rPr>
+          <w:rFonts w:ascii="Consolas" w:eastAsia="Times New Roman" w:hAnsi="Consolas" w:cs="Times New Roman"/>
+          <w:color w:val="D4D4D4"/>
+          <w:sz w:val="21"/>
+          <w:szCs w:val="21"/>
+        </w:rPr>
+      </w:pPr>
+      <w:r>
+        <w:rPr>
+          <w:rFonts w:ascii="Consolas" w:eastAsia="Times New Roman" w:hAnsi="Consolas" w:cs="Times New Roman"/>
+          <w:color w:val="D4D4D4"/>
+          <w:sz w:val="21"/>
+          <w:szCs w:val="21"/>
+        </w:rPr>
+        <w:t xml:space="preserve">  </w:t>
+      </w:r>
+      <w:r>
+        <w:rPr>
+          <w:rFonts w:ascii="Consolas" w:eastAsia="Times New Roman" w:hAnsi="Consolas" w:cs="Times New Roman"/>
+          <w:color w:val="9CDCFE"/>
+          <w:sz w:val="21"/>
+          <w:szCs w:val="21"/>
+        </w:rPr>
+        <w:t>file_handler</w:t>
+      </w:r>
+      <w:r>
+        <w:rPr>
+          <w:rFonts w:ascii="Consolas" w:eastAsia="Times New Roman" w:hAnsi="Consolas" w:cs="Times New Roman"/>
+          <w:color w:val="D4D4D4"/>
+          <w:sz w:val="21"/>
+          <w:szCs w:val="21"/>
+        </w:rPr>
+        <w:t xml:space="preserve"> = </w:t>
+      </w:r>
+      <w:r>
+        <w:rPr>
+          <w:rFonts w:ascii="Consolas" w:eastAsia="Times New Roman" w:hAnsi="Consolas" w:cs="Times New Roman"/>
+          <w:color w:val="4EC9B0"/>
+          <w:sz w:val="21"/>
+          <w:szCs w:val="21"/>
+        </w:rPr>
+        <w:t>logging</w:t>
+      </w:r>
+      <w:r>
+        <w:rPr>
+          <w:rFonts w:ascii="Consolas" w:eastAsia="Times New Roman" w:hAnsi="Consolas" w:cs="Times New Roman"/>
+          <w:color w:val="D4D4D4"/>
+          <w:sz w:val="21"/>
+          <w:szCs w:val="21"/>
+        </w:rPr>
+        <w:t>.</w:t>
+      </w:r>
+      <w:r>
+        <w:rPr>
+          <w:rFonts w:ascii="Consolas" w:eastAsia="Times New Roman" w:hAnsi="Consolas" w:cs="Times New Roman"/>
+          <w:color w:val="4EC9B0"/>
+          <w:sz w:val="21"/>
+          <w:szCs w:val="21"/>
+        </w:rPr>
+        <w:t>FileHandler</w:t>
+      </w:r>
+      <w:r>
+        <w:rPr>
+          <w:rFonts w:ascii="Consolas" w:eastAsia="Times New Roman" w:hAnsi="Consolas" w:cs="Times New Roman"/>
+          <w:color w:val="D4D4D4"/>
+          <w:sz w:val="21"/>
+          <w:szCs w:val="21"/>
+        </w:rPr>
+        <w:t>(</w:t>
+      </w:r>
+      <w:r>
+        <w:rPr>
+          <w:rFonts w:ascii="Consolas" w:eastAsia="Times New Roman" w:hAnsi="Consolas" w:cs="Times New Roman"/>
+          <w:color w:val="9CDCFE"/>
+          <w:sz w:val="21"/>
+          <w:szCs w:val="21"/>
+        </w:rPr>
+        <w:t>log_file</w:t>
+      </w:r>
+      <w:r>
+        <w:rPr>
+          <w:rFonts w:ascii="Consolas" w:eastAsia="Times New Roman" w:hAnsi="Consolas" w:cs="Times New Roman"/>
+          <w:color w:val="D4D4D4"/>
+          <w:sz w:val="21"/>
+          <w:szCs w:val="21"/>
+        </w:rPr>
+        <w:t>)</w:t>
+      </w:r>
+    </w:p>
+    <w:p>
+      <w:pPr>
+        <w:shd w:val="clear" w:color="auto" w:fill="1E1E1E"/>
+        <w:spacing w:after="0" w:line="285" w:lineRule="atLeast"/>
+        <w:rPr>
+          <w:rFonts w:ascii="Consolas" w:eastAsia="Times New Roman" w:hAnsi="Consolas" w:cs="Times New Roman"/>
+          <w:color w:val="D4D4D4"/>
+          <w:sz w:val="21"/>
+          <w:szCs w:val="21"/>
+        </w:rPr>
+      </w:pPr>
+      <w:r>
+        <w:rPr>
+          <w:rFonts w:ascii="Consolas" w:eastAsia="Times New Roman" w:hAnsi="Consolas" w:cs="Times New Roman"/>
+          <w:color w:val="D4D4D4"/>
+          <w:sz w:val="21"/>
+          <w:szCs w:val="21"/>
+        </w:rPr>
+        <w:t xml:space="preserve">  </w:t>
+      </w:r>
+      <w:r>
+        <w:rPr>
+          <w:rFonts w:ascii="Consolas" w:eastAsia="Times New Roman" w:hAnsi="Consolas" w:cs="Times New Roman"/>
+          <w:color w:val="6A9955"/>
+          <w:sz w:val="21"/>
+          <w:szCs w:val="21"/>
+        </w:rPr>
+        <w:t xml:space="preserve"># stream_handler = logging.StreamHandler()   # this is use for terminal </w:t>
+      </w:r>
+    </w:p>
+    <w:p>
+      <w:pPr>
+        <w:shd w:val="clear" w:color="auto" w:fill="1E1E1E"/>
+        <w:spacing w:after="0" w:line="285" w:lineRule="atLeast"/>
+        <w:rPr>
+          <w:rFonts w:ascii="Consolas" w:eastAsia="Times New Roman" w:hAnsi="Consolas" w:cs="Times New Roman"/>
+          <w:color w:val="D4D4D4"/>
+          <w:sz w:val="21"/>
+          <w:szCs w:val="21"/>
+        </w:rPr>
+      </w:pPr>
+      <w:r>
+        <w:rPr>
+          <w:rFonts w:ascii="Consolas" w:eastAsia="Times New Roman" w:hAnsi="Consolas" w:cs="Times New Roman"/>
+          <w:color w:val="D4D4D4"/>
+          <w:sz w:val="21"/>
+          <w:szCs w:val="21"/>
+        </w:rPr>
+        <w:t xml:space="preserve">  </w:t>
+      </w:r>
+      <w:r>
+        <w:rPr>
+          <w:rFonts w:ascii="Consolas" w:eastAsia="Times New Roman" w:hAnsi="Consolas" w:cs="Times New Roman"/>
+          <w:color w:val="6A9955"/>
+          <w:sz w:val="21"/>
+          <w:szCs w:val="21"/>
+        </w:rPr>
+        <w:t># rotate_file_handler = RotatingFileHandler(</w:t>
+      </w:r>
+    </w:p>
+    <w:p>
+      <w:pPr>
+        <w:shd w:val="clear" w:color="auto" w:fill="1E1E1E"/>
+        <w:spacing w:after="0" w:line="285" w:lineRule="atLeast"/>
+        <w:rPr>
+          <w:rFonts w:ascii="Consolas" w:eastAsia="Times New Roman" w:hAnsi="Consolas" w:cs="Times New Roman"/>
+          <w:color w:val="D4D4D4"/>
+          <w:sz w:val="21"/>
+          <w:szCs w:val="21"/>
+        </w:rPr>
+      </w:pPr>
+      <w:r>
+        <w:rPr>
+          <w:rFonts w:ascii="Consolas" w:eastAsia="Times New Roman" w:hAnsi="Consolas" w:cs="Times New Roman"/>
+          <w:color w:val="D4D4D4"/>
+          <w:sz w:val="21"/>
+          <w:szCs w:val="21"/>
+        </w:rPr>
+        <w:t xml:space="preserve">  </w:t>
+      </w:r>
+      <w:r>
+        <w:rPr>
+          <w:rFonts w:ascii="Consolas" w:eastAsia="Times New Roman" w:hAnsi="Consolas" w:cs="Times New Roman"/>
+          <w:color w:val="6A9955"/>
+          <w:sz w:val="21"/>
+          <w:szCs w:val="21"/>
+        </w:rPr>
+        <w:t>#   log_file,</w:t>
+      </w:r>
+    </w:p>
+    <w:p>
+      <w:pPr>
+        <w:shd w:val="clear" w:color="auto" w:fill="1E1E1E"/>
+        <w:spacing w:after="0" w:line="285" w:lineRule="atLeast"/>
+        <w:rPr>
+          <w:rFonts w:ascii="Consolas" w:eastAsia="Times New Roman" w:hAnsi="Consolas" w:cs="Times New Roman"/>
+          <w:color w:val="D4D4D4"/>
+          <w:sz w:val="21"/>
+          <w:szCs w:val="21"/>
+        </w:rPr>
+      </w:pPr>
+      <w:r>
+        <w:rPr>
+          <w:rFonts w:ascii="Consolas" w:eastAsia="Times New Roman" w:hAnsi="Consolas" w:cs="Times New Roman"/>
+          <w:color w:val="D4D4D4"/>
+          <w:sz w:val="21"/>
+          <w:szCs w:val="21"/>
+        </w:rPr>
+        <w:t xml:space="preserve">  </w:t>
+      </w:r>
+      <w:r>
+        <w:rPr>
+          <w:rFonts w:ascii="Consolas" w:eastAsia="Times New Roman" w:hAnsi="Consolas" w:cs="Times New Roman"/>
+          <w:color w:val="6A9955"/>
+          <w:sz w:val="21"/>
+          <w:szCs w:val="21"/>
+        </w:rPr>
+        <w:t>#   maxBytes=1024*1024*5,</w:t>
+      </w:r>
+    </w:p>
+    <w:p>
+      <w:pPr>
+        <w:shd w:val="clear" w:color="auto" w:fill="1E1E1E"/>
+        <w:spacing w:after="0" w:line="285" w:lineRule="atLeast"/>
+        <w:rPr>
+          <w:rFonts w:ascii="Consolas" w:eastAsia="Times New Roman" w:hAnsi="Consolas" w:cs="Times New Roman"/>
+          <w:color w:val="D4D4D4"/>
+          <w:sz w:val="21"/>
+          <w:szCs w:val="21"/>
+        </w:rPr>
+      </w:pPr>
+      <w:r>
+        <w:rPr>
+          <w:rFonts w:ascii="Consolas" w:eastAsia="Times New Roman" w:hAnsi="Consolas" w:cs="Times New Roman"/>
+          <w:color w:val="D4D4D4"/>
+          <w:sz w:val="21"/>
+          <w:szCs w:val="21"/>
+        </w:rPr>
+        <w:t xml:space="preserve">  </w:t>
+      </w:r>
+      <w:r>
+        <w:rPr>
+          <w:rFonts w:ascii="Consolas" w:eastAsia="Times New Roman" w:hAnsi="Consolas" w:cs="Times New Roman"/>
+          <w:color w:val="6A9955"/>
+          <w:sz w:val="21"/>
+          <w:szCs w:val="21"/>
+        </w:rPr>
+        <w:t>#   backupCount=3</w:t>
+      </w:r>
+    </w:p>
+    <w:p>
+      <w:pPr>
+        <w:shd w:val="clear" w:color="auto" w:fill="1E1E1E"/>
+        <w:spacing w:after="0" w:line="285" w:lineRule="atLeast"/>
+        <w:rPr>
+          <w:rFonts w:ascii="Consolas" w:eastAsia="Times New Roman" w:hAnsi="Consolas" w:cs="Times New Roman"/>
+          <w:color w:val="D4D4D4"/>
+          <w:sz w:val="21"/>
+          <w:szCs w:val="21"/>
+        </w:rPr>
+      </w:pPr>
+      <w:r>
+        <w:rPr>
+          <w:rFonts w:ascii="Consolas" w:eastAsia="Times New Roman" w:hAnsi="Consolas" w:cs="Times New Roman"/>
+          <w:color w:val="D4D4D4"/>
+          <w:sz w:val="21"/>
+          <w:szCs w:val="21"/>
+        </w:rPr>
+        <w:t xml:space="preserve">  </w:t>
+      </w:r>
+      <w:r>
+        <w:rPr>
+          <w:rFonts w:ascii="Consolas" w:eastAsia="Times New Roman" w:hAnsi="Consolas" w:cs="Times New Roman"/>
+          <w:color w:val="6A9955"/>
+          <w:sz w:val="21"/>
+          <w:szCs w:val="21"/>
+        </w:rPr>
+        <w:t># )</w:t>
+      </w:r>
+    </w:p>
+    <w:p>
+      <w:pPr>
+        <w:shd w:val="clear" w:color="auto" w:fill="1E1E1E"/>
+        <w:spacing w:after="0" w:line="285" w:lineRule="atLeast"/>
+        <w:rPr>
+          <w:rFonts w:ascii="Consolas" w:eastAsia="Times New Roman" w:hAnsi="Consolas" w:cs="Times New Roman"/>
+          <w:color w:val="D4D4D4"/>
+          <w:sz w:val="21"/>
+          <w:szCs w:val="21"/>
+        </w:rPr>
+      </w:pPr>
+    </w:p>
+    <w:p>
+      <w:pPr>
+        <w:shd w:val="clear" w:color="auto" w:fill="1E1E1E"/>
+        <w:spacing w:after="0" w:line="285" w:lineRule="atLeast"/>
+        <w:rPr>
+          <w:rFonts w:ascii="Consolas" w:eastAsia="Times New Roman" w:hAnsi="Consolas" w:cs="Times New Roman"/>
+          <w:color w:val="D4D4D4"/>
+          <w:sz w:val="21"/>
+          <w:szCs w:val="21"/>
+        </w:rPr>
+      </w:pPr>
+      <w:r>
+        <w:rPr>
+          <w:rFonts w:ascii="Consolas" w:eastAsia="Times New Roman" w:hAnsi="Consolas" w:cs="Times New Roman"/>
+          <w:color w:val="D4D4D4"/>
+          <w:sz w:val="21"/>
+          <w:szCs w:val="21"/>
+        </w:rPr>
+        <w:t xml:space="preserve">  </w:t>
+      </w:r>
+      <w:r>
+        <w:rPr>
+          <w:rFonts w:ascii="Consolas" w:eastAsia="Times New Roman" w:hAnsi="Consolas" w:cs="Times New Roman"/>
+          <w:color w:val="6A9955"/>
+          <w:sz w:val="21"/>
+          <w:szCs w:val="21"/>
+        </w:rPr>
+        <w:t># Set formatter with {}-style</w:t>
+      </w:r>
+    </w:p>
+    <w:p>
+      <w:pPr>
+        <w:shd w:val="clear" w:color="auto" w:fill="1E1E1E"/>
+        <w:spacing w:after="0" w:line="285" w:lineRule="atLeast"/>
+        <w:rPr>
+          <w:rFonts w:ascii="Consolas" w:eastAsia="Times New Roman" w:hAnsi="Consolas" w:cs="Times New Roman"/>
+          <w:color w:val="D4D4D4"/>
+          <w:sz w:val="21"/>
+          <w:szCs w:val="21"/>
+        </w:rPr>
+      </w:pPr>
+      <w:r>
+        <w:rPr>
+          <w:rFonts w:ascii="Consolas" w:eastAsia="Times New Roman" w:hAnsi="Consolas" w:cs="Times New Roman"/>
+          <w:color w:val="D4D4D4"/>
+          <w:sz w:val="21"/>
+          <w:szCs w:val="21"/>
+        </w:rPr>
+        <w:t xml:space="preserve">  </w:t>
+      </w:r>
+      <w:r>
+        <w:rPr>
+          <w:rFonts w:ascii="Consolas" w:eastAsia="Times New Roman" w:hAnsi="Consolas" w:cs="Times New Roman"/>
+          <w:color w:val="9CDCFE"/>
+          <w:sz w:val="21"/>
+          <w:szCs w:val="21"/>
+        </w:rPr>
+        <w:t>formatter</w:t>
+      </w:r>
+      <w:r>
+        <w:rPr>
+          <w:rFonts w:ascii="Consolas" w:eastAsia="Times New Roman" w:hAnsi="Consolas" w:cs="Times New Roman"/>
+          <w:color w:val="D4D4D4"/>
+          <w:sz w:val="21"/>
+          <w:szCs w:val="21"/>
+        </w:rPr>
+        <w:t xml:space="preserve"> = </w:t>
+      </w:r>
+      <w:r>
+        <w:rPr>
+          <w:rFonts w:ascii="Consolas" w:eastAsia="Times New Roman" w:hAnsi="Consolas" w:cs="Times New Roman"/>
+          <w:color w:val="4EC9B0"/>
+          <w:sz w:val="21"/>
+          <w:szCs w:val="21"/>
+        </w:rPr>
+        <w:t>logging</w:t>
+      </w:r>
+      <w:r>
+        <w:rPr>
+          <w:rFonts w:ascii="Consolas" w:eastAsia="Times New Roman" w:hAnsi="Consolas" w:cs="Times New Roman"/>
+          <w:color w:val="D4D4D4"/>
+          <w:sz w:val="21"/>
+          <w:szCs w:val="21"/>
+        </w:rPr>
+        <w:t>.</w:t>
+      </w:r>
+      <w:r>
+        <w:rPr>
+          <w:rFonts w:ascii="Consolas" w:eastAsia="Times New Roman" w:hAnsi="Consolas" w:cs="Times New Roman"/>
+          <w:color w:val="4EC9B0"/>
+          <w:sz w:val="21"/>
+          <w:szCs w:val="21"/>
+        </w:rPr>
+        <w:t>Formatter</w:t>
+      </w:r>
+      <w:r>
+        <w:rPr>
+          <w:rFonts w:ascii="Consolas" w:eastAsia="Times New Roman" w:hAnsi="Consolas" w:cs="Times New Roman"/>
+          <w:color w:val="D4D4D4"/>
+          <w:sz w:val="21"/>
+          <w:szCs w:val="21"/>
+        </w:rPr>
+        <w:t>(</w:t>
+      </w:r>
+    </w:p>
+    <w:p>
+      <w:pPr>
+        <w:shd w:val="clear" w:color="auto" w:fill="1E1E1E"/>
+        <w:spacing w:after="0" w:line="285" w:lineRule="atLeast"/>
+        <w:rPr>
+          <w:rFonts w:ascii="Consolas" w:eastAsia="Times New Roman" w:hAnsi="Consolas" w:cs="Times New Roman"/>
+          <w:color w:val="D4D4D4"/>
+          <w:sz w:val="21"/>
+          <w:szCs w:val="21"/>
+        </w:rPr>
+      </w:pPr>
+      <w:r>
+        <w:rPr>
+          <w:rFonts w:ascii="Consolas" w:eastAsia="Times New Roman" w:hAnsi="Consolas" w:cs="Times New Roman"/>
+          <w:color w:val="D4D4D4"/>
+          <w:sz w:val="21"/>
+          <w:szCs w:val="21"/>
+        </w:rPr>
+        <w:t xml:space="preserve">    </w:t>
+      </w:r>
+      <w:r>
+        <w:rPr>
+          <w:rFonts w:ascii="Consolas" w:eastAsia="Times New Roman" w:hAnsi="Consolas" w:cs="Times New Roman"/>
+          <w:color w:val="9CDCFE"/>
+          <w:sz w:val="21"/>
+          <w:szCs w:val="21"/>
+        </w:rPr>
+        <w:t>fmt</w:t>
+      </w:r>
+      <w:r>
+        <w:rPr>
+          <w:rFonts w:ascii="Consolas" w:eastAsia="Times New Roman" w:hAnsi="Consolas" w:cs="Times New Roman"/>
+          <w:color w:val="D4D4D4"/>
+          <w:sz w:val="21"/>
+          <w:szCs w:val="21"/>
+        </w:rPr>
+        <w:t xml:space="preserve"> = </w:t>
+      </w:r>
+      <w:r>
+        <w:rPr>
+          <w:rFonts w:ascii="Consolas" w:eastAsia="Times New Roman" w:hAnsi="Consolas" w:cs="Times New Roman"/>
+          <w:color w:val="CE9178"/>
+          <w:sz w:val="21"/>
+          <w:szCs w:val="21"/>
+        </w:rPr>
+        <w:t>"</w:t>
+      </w:r>
+      <w:r>
+        <w:rPr>
+          <w:rFonts w:ascii="Consolas" w:eastAsia="Times New Roman" w:hAnsi="Consolas" w:cs="Times New Roman"/>
+          <w:color w:val="569CD6"/>
+          <w:sz w:val="21"/>
+          <w:szCs w:val="21"/>
+        </w:rPr>
+        <w:t>{asctime}</w:t>
+      </w:r>
+      <w:r>
+        <w:rPr>
+          <w:rFonts w:ascii="Consolas" w:eastAsia="Times New Roman" w:hAnsi="Consolas" w:cs="Times New Roman"/>
+          <w:color w:val="CE9178"/>
+          <w:sz w:val="21"/>
+          <w:szCs w:val="21"/>
+        </w:rPr>
+        <w:t xml:space="preserve"> - </w:t>
+      </w:r>
+      <w:r>
+        <w:rPr>
+          <w:rFonts w:ascii="Consolas" w:eastAsia="Times New Roman" w:hAnsi="Consolas" w:cs="Times New Roman"/>
+          <w:color w:val="569CD6"/>
+          <w:sz w:val="21"/>
+          <w:szCs w:val="21"/>
+        </w:rPr>
+        <w:t>{name}</w:t>
+      </w:r>
+      <w:r>
+        <w:rPr>
+          <w:rFonts w:ascii="Consolas" w:eastAsia="Times New Roman" w:hAnsi="Consolas" w:cs="Times New Roman"/>
+          <w:color w:val="CE9178"/>
+          <w:sz w:val="21"/>
+          <w:szCs w:val="21"/>
+        </w:rPr>
+        <w:t xml:space="preserve"> - </w:t>
+      </w:r>
+      <w:r>
+        <w:rPr>
+          <w:rFonts w:ascii="Consolas" w:eastAsia="Times New Roman" w:hAnsi="Consolas" w:cs="Times New Roman"/>
+          <w:color w:val="569CD6"/>
+          <w:sz w:val="21"/>
+          <w:szCs w:val="21"/>
+        </w:rPr>
+        <w:t>{levelname}</w:t>
+      </w:r>
+      <w:r>
+        <w:rPr>
+          <w:rFonts w:ascii="Consolas" w:eastAsia="Times New Roman" w:hAnsi="Consolas" w:cs="Times New Roman"/>
+          <w:color w:val="CE9178"/>
+          <w:sz w:val="21"/>
+          <w:szCs w:val="21"/>
+        </w:rPr>
+        <w:t xml:space="preserve"> - </w:t>
+      </w:r>
+      <w:r>
+        <w:rPr>
+          <w:rFonts w:ascii="Consolas" w:eastAsia="Times New Roman" w:hAnsi="Consolas" w:cs="Times New Roman"/>
+          <w:color w:val="569CD6"/>
+          <w:sz w:val="21"/>
+          <w:szCs w:val="21"/>
+        </w:rPr>
+        <w:t>{filename}</w:t>
+      </w:r>
+      <w:r>
+        <w:rPr>
+          <w:rFonts w:ascii="Consolas" w:eastAsia="Times New Roman" w:hAnsi="Consolas" w:cs="Times New Roman"/>
+          <w:color w:val="CE9178"/>
+          <w:sz w:val="21"/>
+          <w:szCs w:val="21"/>
+        </w:rPr>
+        <w:t>:</w:t>
+      </w:r>
+      <w:r>
+        <w:rPr>
+          <w:rFonts w:ascii="Consolas" w:eastAsia="Times New Roman" w:hAnsi="Consolas" w:cs="Times New Roman"/>
+          <w:color w:val="569CD6"/>
+          <w:sz w:val="21"/>
+          <w:szCs w:val="21"/>
+        </w:rPr>
+        <w:t>{funcName}</w:t>
+      </w:r>
+      <w:r>
+        <w:rPr>
+          <w:rFonts w:ascii="Consolas" w:eastAsia="Times New Roman" w:hAnsi="Consolas" w:cs="Times New Roman"/>
+          <w:color w:val="CE9178"/>
+          <w:sz w:val="21"/>
+          <w:szCs w:val="21"/>
+        </w:rPr>
+        <w:t>:</w:t>
+      </w:r>
+      <w:r>
+        <w:rPr>
+          <w:rFonts w:ascii="Consolas" w:eastAsia="Times New Roman" w:hAnsi="Consolas" w:cs="Times New Roman"/>
+          <w:color w:val="569CD6"/>
+          <w:sz w:val="21"/>
+          <w:szCs w:val="21"/>
+        </w:rPr>
+        <w:t>{lineno}</w:t>
+      </w:r>
+      <w:r>
+        <w:rPr>
+          <w:rFonts w:ascii="Consolas" w:eastAsia="Times New Roman" w:hAnsi="Consolas" w:cs="Times New Roman"/>
+          <w:color w:val="CE9178"/>
+          <w:sz w:val="21"/>
+          <w:szCs w:val="21"/>
+        </w:rPr>
+        <w:t xml:space="preserve"> - </w:t>
+      </w:r>
+      <w:r>
+        <w:rPr>
+          <w:rFonts w:ascii="Consolas" w:eastAsia="Times New Roman" w:hAnsi="Consolas" w:cs="Times New Roman"/>
+          <w:color w:val="569CD6"/>
+          <w:sz w:val="21"/>
+          <w:szCs w:val="21"/>
+        </w:rPr>
+        <w:t>{message}</w:t>
+      </w:r>
+      <w:r>
+        <w:rPr>
+          <w:rFonts w:ascii="Consolas" w:eastAsia="Times New Roman" w:hAnsi="Consolas" w:cs="Times New Roman"/>
+          <w:color w:val="CE9178"/>
+          <w:sz w:val="21"/>
+          <w:szCs w:val="21"/>
+        </w:rPr>
+        <w:t>"</w:t>
+      </w:r>
+      <w:r>
+        <w:rPr>
+          <w:rFonts w:ascii="Consolas" w:eastAsia="Times New Roman" w:hAnsi="Consolas" w:cs="Times New Roman"/>
+          <w:color w:val="D4D4D4"/>
+          <w:sz w:val="21"/>
+          <w:szCs w:val="21"/>
+        </w:rPr>
+        <w:t>,</w:t>
+      </w:r>
+    </w:p>
+    <w:p>
+      <w:pPr>
+        <w:shd w:val="clear" w:color="auto" w:fill="1E1E1E"/>
+        <w:spacing w:after="0" w:line="285" w:lineRule="atLeast"/>
+        <w:rPr>
+          <w:rFonts w:ascii="Consolas" w:eastAsia="Times New Roman" w:hAnsi="Consolas" w:cs="Times New Roman"/>
+          <w:color w:val="D4D4D4"/>
+          <w:sz w:val="21"/>
+          <w:szCs w:val="21"/>
+        </w:rPr>
+      </w:pPr>
+      <w:r>
+        <w:rPr>
+          <w:rFonts w:ascii="Consolas" w:eastAsia="Times New Roman" w:hAnsi="Consolas" w:cs="Times New Roman"/>
+          <w:color w:val="D4D4D4"/>
+          <w:sz w:val="21"/>
+          <w:szCs w:val="21"/>
+        </w:rPr>
+        <w:t xml:space="preserve">    </w:t>
+      </w:r>
+      <w:r>
+        <w:rPr>
+          <w:rFonts w:ascii="Consolas" w:eastAsia="Times New Roman" w:hAnsi="Consolas" w:cs="Times New Roman"/>
+          <w:color w:val="9CDCFE"/>
+          <w:sz w:val="21"/>
+          <w:szCs w:val="21"/>
+        </w:rPr>
+        <w:t>style</w:t>
+      </w:r>
+      <w:r>
+        <w:rPr>
+          <w:rFonts w:ascii="Consolas" w:eastAsia="Times New Roman" w:hAnsi="Consolas" w:cs="Times New Roman"/>
+          <w:color w:val="D4D4D4"/>
+          <w:sz w:val="21"/>
+          <w:szCs w:val="21"/>
+        </w:rPr>
+        <w:t>=</w:t>
+      </w:r>
+      <w:r>
+        <w:rPr>
+          <w:rFonts w:ascii="Consolas" w:eastAsia="Times New Roman" w:hAnsi="Consolas" w:cs="Times New Roman"/>
+          <w:color w:val="CE9178"/>
+          <w:sz w:val="21"/>
+          <w:szCs w:val="21"/>
+        </w:rPr>
+        <w:t>"{"</w:t>
+      </w:r>
+      <w:r>
+        <w:rPr>
+          <w:rFonts w:ascii="Consolas" w:eastAsia="Times New Roman" w:hAnsi="Consolas" w:cs="Times New Roman"/>
+          <w:color w:val="D4D4D4"/>
+          <w:sz w:val="21"/>
+          <w:szCs w:val="21"/>
+        </w:rPr>
+        <w:t xml:space="preserve"> </w:t>
+      </w:r>
+      <w:r>
+        <w:rPr>
+          <w:rFonts w:ascii="Consolas" w:eastAsia="Times New Roman" w:hAnsi="Consolas" w:cs="Times New Roman"/>
+          <w:color w:val="6A9955"/>
+          <w:sz w:val="21"/>
+          <w:szCs w:val="21"/>
+        </w:rPr>
+        <w:t xml:space="preserve"># if we dont gave upper %% so we must write style here </w:t>
+      </w:r>
+    </w:p>
+    <w:p>
+      <w:pPr>
+        <w:shd w:val="clear" w:color="auto" w:fill="1E1E1E"/>
+        <w:spacing w:after="0" w:line="285" w:lineRule="atLeast"/>
+        <w:rPr>
+          <w:rFonts w:ascii="Consolas" w:eastAsia="Times New Roman" w:hAnsi="Consolas" w:cs="Times New Roman"/>
+          <w:color w:val="D4D4D4"/>
+          <w:sz w:val="21"/>
+          <w:szCs w:val="21"/>
+        </w:rPr>
+      </w:pPr>
+      <w:r>
+        <w:rPr>
+          <w:rFonts w:ascii="Consolas" w:eastAsia="Times New Roman" w:hAnsi="Consolas" w:cs="Times New Roman"/>
+          <w:color w:val="D4D4D4"/>
+          <w:sz w:val="21"/>
+          <w:szCs w:val="21"/>
+        </w:rPr>
+        <w:t>  )</w:t>
+      </w:r>
+    </w:p>
+    <w:p>
+      <w:pPr>
+        <w:shd w:val="clear" w:color="auto" w:fill="1E1E1E"/>
+        <w:spacing w:after="0" w:line="285" w:lineRule="atLeast"/>
+        <w:rPr>
+          <w:rFonts w:ascii="Consolas" w:eastAsia="Times New Roman" w:hAnsi="Consolas" w:cs="Times New Roman"/>
+          <w:color w:val="D4D4D4"/>
+          <w:sz w:val="21"/>
+          <w:szCs w:val="21"/>
+        </w:rPr>
+      </w:pPr>
+    </w:p>
+    <w:p>
+      <w:pPr>
+        <w:shd w:val="clear" w:color="auto" w:fill="1E1E1E"/>
+        <w:spacing w:after="0" w:line="285" w:lineRule="atLeast"/>
+        <w:rPr>
+          <w:rFonts w:ascii="Consolas" w:eastAsia="Times New Roman" w:hAnsi="Consolas" w:cs="Times New Roman"/>
+          <w:color w:val="D4D4D4"/>
+          <w:sz w:val="21"/>
+          <w:szCs w:val="21"/>
+        </w:rPr>
+      </w:pPr>
+      <w:r>
+        <w:rPr>
+          <w:rFonts w:ascii="Consolas" w:eastAsia="Times New Roman" w:hAnsi="Consolas" w:cs="Times New Roman"/>
+          <w:color w:val="D4D4D4"/>
+          <w:sz w:val="21"/>
+          <w:szCs w:val="21"/>
+        </w:rPr>
+        <w:t xml:space="preserve">  </w:t>
+      </w:r>
+      <w:r>
+        <w:rPr>
+          <w:rFonts w:ascii="Consolas" w:eastAsia="Times New Roman" w:hAnsi="Consolas" w:cs="Times New Roman"/>
+          <w:color w:val="9CDCFE"/>
+          <w:sz w:val="21"/>
+          <w:szCs w:val="21"/>
+        </w:rPr>
+        <w:t>file_handler</w:t>
+      </w:r>
+      <w:r>
+        <w:rPr>
+          <w:rFonts w:ascii="Consolas" w:eastAsia="Times New Roman" w:hAnsi="Consolas" w:cs="Times New Roman"/>
+          <w:color w:val="D4D4D4"/>
+          <w:sz w:val="21"/>
+          <w:szCs w:val="21"/>
+        </w:rPr>
+        <w:t>.</w:t>
+      </w:r>
+      <w:r>
+        <w:rPr>
+          <w:rFonts w:ascii="Consolas" w:eastAsia="Times New Roman" w:hAnsi="Consolas" w:cs="Times New Roman"/>
+          <w:color w:val="DCDCAA"/>
+          <w:sz w:val="21"/>
+          <w:szCs w:val="21"/>
+        </w:rPr>
+        <w:t>setFormatter</w:t>
+      </w:r>
+      <w:r>
+        <w:rPr>
+          <w:rFonts w:ascii="Consolas" w:eastAsia="Times New Roman" w:hAnsi="Consolas" w:cs="Times New Roman"/>
+          <w:color w:val="D4D4D4"/>
+          <w:sz w:val="21"/>
+          <w:szCs w:val="21"/>
+        </w:rPr>
+        <w:t>(</w:t>
+      </w:r>
+      <w:r>
+        <w:rPr>
+          <w:rFonts w:ascii="Consolas" w:eastAsia="Times New Roman" w:hAnsi="Consolas" w:cs="Times New Roman"/>
+          <w:color w:val="9CDCFE"/>
+          <w:sz w:val="21"/>
+          <w:szCs w:val="21"/>
+        </w:rPr>
+        <w:t>formatter</w:t>
+      </w:r>
+      <w:r>
+        <w:rPr>
+          <w:rFonts w:ascii="Consolas" w:eastAsia="Times New Roman" w:hAnsi="Consolas" w:cs="Times New Roman"/>
+          <w:color w:val="D4D4D4"/>
+          <w:sz w:val="21"/>
+          <w:szCs w:val="21"/>
+        </w:rPr>
+        <w:t>)</w:t>
+      </w:r>
+    </w:p>
+    <w:p>
+      <w:pPr>
+        <w:shd w:val="clear" w:color="auto" w:fill="1E1E1E"/>
+        <w:spacing w:after="0" w:line="285" w:lineRule="atLeast"/>
+        <w:rPr>
+          <w:rFonts w:ascii="Consolas" w:eastAsia="Times New Roman" w:hAnsi="Consolas" w:cs="Times New Roman"/>
+          <w:color w:val="D4D4D4"/>
+          <w:sz w:val="21"/>
+          <w:szCs w:val="21"/>
+        </w:rPr>
+      </w:pPr>
+      <w:r>
+        <w:rPr>
+          <w:rFonts w:ascii="Consolas" w:eastAsia="Times New Roman" w:hAnsi="Consolas" w:cs="Times New Roman"/>
+          <w:color w:val="6A9955"/>
+          <w:sz w:val="21"/>
+          <w:szCs w:val="21"/>
+        </w:rPr>
+        <w:t>#   stream_handler.setFormatter(formatter)</w:t>
+      </w:r>
+    </w:p>
+    <w:p>
+      <w:pPr>
+        <w:shd w:val="clear" w:color="auto" w:fill="1E1E1E"/>
+        <w:spacing w:after="0" w:line="285" w:lineRule="atLeast"/>
+        <w:rPr>
+          <w:rFonts w:ascii="Consolas" w:eastAsia="Times New Roman" w:hAnsi="Consolas" w:cs="Times New Roman"/>
+          <w:color w:val="D4D4D4"/>
+          <w:sz w:val="21"/>
+          <w:szCs w:val="21"/>
+        </w:rPr>
+      </w:pPr>
+      <w:r>
+        <w:rPr>
+          <w:rFonts w:ascii="Consolas" w:eastAsia="Times New Roman" w:hAnsi="Consolas" w:cs="Times New Roman"/>
+          <w:color w:val="6A9955"/>
+          <w:sz w:val="21"/>
+          <w:szCs w:val="21"/>
+        </w:rPr>
+        <w:t>#   rotate_file_handler.setFormatter(formatter)</w:t>
+      </w:r>
+    </w:p>
+    <w:p>
+      <w:pPr>
+        <w:shd w:val="clear" w:color="auto" w:fill="1E1E1E"/>
+        <w:spacing w:after="0" w:line="285" w:lineRule="atLeast"/>
+        <w:rPr>
+          <w:rFonts w:ascii="Consolas" w:eastAsia="Times New Roman" w:hAnsi="Consolas" w:cs="Times New Roman"/>
+          <w:color w:val="D4D4D4"/>
+          <w:sz w:val="21"/>
+          <w:szCs w:val="21"/>
+        </w:rPr>
+      </w:pPr>
+    </w:p>
+    <w:p>
+      <w:pPr>
+        <w:shd w:val="clear" w:color="auto" w:fill="1E1E1E"/>
+        <w:spacing w:after="0" w:line="285" w:lineRule="atLeast"/>
+        <w:rPr>
+          <w:rFonts w:ascii="Consolas" w:eastAsia="Times New Roman" w:hAnsi="Consolas" w:cs="Times New Roman"/>
+          <w:color w:val="D4D4D4"/>
+          <w:sz w:val="21"/>
+          <w:szCs w:val="21"/>
+        </w:rPr>
+      </w:pPr>
+      <w:r>
+        <w:rPr>
+          <w:rFonts w:ascii="Consolas" w:eastAsia="Times New Roman" w:hAnsi="Consolas" w:cs="Times New Roman"/>
+          <w:color w:val="D4D4D4"/>
+          <w:sz w:val="21"/>
+          <w:szCs w:val="21"/>
+        </w:rPr>
+        <w:t xml:space="preserve">  </w:t>
+      </w:r>
+      <w:r>
+        <w:rPr>
+          <w:rFonts w:ascii="Consolas" w:eastAsia="Times New Roman" w:hAnsi="Consolas" w:cs="Times New Roman"/>
+          <w:color w:val="9CDCFE"/>
+          <w:sz w:val="21"/>
+          <w:szCs w:val="21"/>
+        </w:rPr>
+        <w:t>logger</w:t>
+      </w:r>
+      <w:r>
+        <w:rPr>
+          <w:rFonts w:ascii="Consolas" w:eastAsia="Times New Roman" w:hAnsi="Consolas" w:cs="Times New Roman"/>
+          <w:color w:val="D4D4D4"/>
+          <w:sz w:val="21"/>
+          <w:szCs w:val="21"/>
+        </w:rPr>
+        <w:t xml:space="preserve"> = </w:t>
+      </w:r>
+      <w:r>
+        <w:rPr>
+          <w:rFonts w:ascii="Consolas" w:eastAsia="Times New Roman" w:hAnsi="Consolas" w:cs="Times New Roman"/>
+          <w:color w:val="4EC9B0"/>
+          <w:sz w:val="21"/>
+          <w:szCs w:val="21"/>
+        </w:rPr>
+        <w:t>logging</w:t>
+      </w:r>
+      <w:r>
+        <w:rPr>
+          <w:rFonts w:ascii="Consolas" w:eastAsia="Times New Roman" w:hAnsi="Consolas" w:cs="Times New Roman"/>
+          <w:color w:val="D4D4D4"/>
+          <w:sz w:val="21"/>
+          <w:szCs w:val="21"/>
+        </w:rPr>
+        <w:t>.</w:t>
+      </w:r>
+      <w:r>
+        <w:rPr>
+          <w:rFonts w:ascii="Consolas" w:eastAsia="Times New Roman" w:hAnsi="Consolas" w:cs="Times New Roman"/>
+          <w:color w:val="DCDCAA"/>
+          <w:sz w:val="21"/>
+          <w:szCs w:val="21"/>
+        </w:rPr>
+        <w:t>getLogger</w:t>
+      </w:r>
+      <w:r>
+        <w:rPr>
+          <w:rFonts w:ascii="Consolas" w:eastAsia="Times New Roman" w:hAnsi="Consolas" w:cs="Times New Roman"/>
+          <w:color w:val="D4D4D4"/>
+          <w:sz w:val="21"/>
+          <w:szCs w:val="21"/>
+        </w:rPr>
+        <w:t>(</w:t>
+      </w:r>
+      <w:r>
+        <w:rPr>
+          <w:rFonts w:ascii="Consolas" w:eastAsia="Times New Roman" w:hAnsi="Consolas" w:cs="Times New Roman"/>
+          <w:color w:val="CE9178"/>
+          <w:sz w:val="21"/>
+          <w:szCs w:val="21"/>
+        </w:rPr>
+        <w:t>"ch131"</w:t>
+      </w:r>
+      <w:r>
+        <w:rPr>
+          <w:rFonts w:ascii="Consolas" w:eastAsia="Times New Roman" w:hAnsi="Consolas" w:cs="Times New Roman"/>
+          <w:color w:val="D4D4D4"/>
+          <w:sz w:val="21"/>
+          <w:szCs w:val="21"/>
+        </w:rPr>
+        <w:t>)</w:t>
+      </w:r>
+    </w:p>
+    <w:p>
+      <w:pPr>
+        <w:shd w:val="clear" w:color="auto" w:fill="1E1E1E"/>
+        <w:spacing w:after="0" w:line="285" w:lineRule="atLeast"/>
+        <w:rPr>
+          <w:rFonts w:ascii="Consolas" w:eastAsia="Times New Roman" w:hAnsi="Consolas" w:cs="Times New Roman"/>
+          <w:color w:val="D4D4D4"/>
+          <w:sz w:val="21"/>
+          <w:szCs w:val="21"/>
+        </w:rPr>
+      </w:pPr>
+      <w:r>
+        <w:rPr>
+          <w:rFonts w:ascii="Consolas" w:eastAsia="Times New Roman" w:hAnsi="Consolas" w:cs="Times New Roman"/>
+          <w:color w:val="D4D4D4"/>
+          <w:sz w:val="21"/>
+          <w:szCs w:val="21"/>
+        </w:rPr>
+        <w:t xml:space="preserve">  </w:t>
+      </w:r>
+      <w:r>
+        <w:rPr>
+          <w:rFonts w:ascii="Consolas" w:eastAsia="Times New Roman" w:hAnsi="Consolas" w:cs="Times New Roman"/>
+          <w:color w:val="9CDCFE"/>
+          <w:sz w:val="21"/>
+          <w:szCs w:val="21"/>
+        </w:rPr>
+        <w:t>logger</w:t>
+      </w:r>
+      <w:r>
+        <w:rPr>
+          <w:rFonts w:ascii="Consolas" w:eastAsia="Times New Roman" w:hAnsi="Consolas" w:cs="Times New Roman"/>
+          <w:color w:val="D4D4D4"/>
+          <w:sz w:val="21"/>
+          <w:szCs w:val="21"/>
+        </w:rPr>
+        <w:t>.</w:t>
+      </w:r>
+      <w:r>
+        <w:rPr>
+          <w:rFonts w:ascii="Consolas" w:eastAsia="Times New Roman" w:hAnsi="Consolas" w:cs="Times New Roman"/>
+          <w:color w:val="DCDCAA"/>
+          <w:sz w:val="21"/>
+          <w:szCs w:val="21"/>
+        </w:rPr>
+        <w:t>setLevel</w:t>
+      </w:r>
+      <w:r>
+        <w:rPr>
+          <w:rFonts w:ascii="Consolas" w:eastAsia="Times New Roman" w:hAnsi="Consolas" w:cs="Times New Roman"/>
+          <w:color w:val="D4D4D4"/>
+          <w:sz w:val="21"/>
+          <w:szCs w:val="21"/>
+        </w:rPr>
+        <w:t>(</w:t>
+      </w:r>
+      <w:r>
+        <w:rPr>
+          <w:rFonts w:ascii="Consolas" w:eastAsia="Times New Roman" w:hAnsi="Consolas" w:cs="Times New Roman"/>
+          <w:color w:val="4EC9B0"/>
+          <w:sz w:val="21"/>
+          <w:szCs w:val="21"/>
+        </w:rPr>
+        <w:t>logging</w:t>
+      </w:r>
+      <w:r>
+        <w:rPr>
+          <w:rFonts w:ascii="Consolas" w:eastAsia="Times New Roman" w:hAnsi="Consolas" w:cs="Times New Roman"/>
+          <w:color w:val="D4D4D4"/>
+          <w:sz w:val="21"/>
+          <w:szCs w:val="21"/>
+        </w:rPr>
+        <w:t>.</w:t>
+      </w:r>
+      <w:r>
+        <w:rPr>
+          <w:rFonts w:ascii="Consolas" w:eastAsia="Times New Roman" w:hAnsi="Consolas" w:cs="Times New Roman"/>
+          <w:color w:val="4FC1FF"/>
+          <w:sz w:val="21"/>
+          <w:szCs w:val="21"/>
+        </w:rPr>
+        <w:t>DEBUG</w:t>
+      </w:r>
+      <w:r>
+        <w:rPr>
+          <w:rFonts w:ascii="Consolas" w:eastAsia="Times New Roman" w:hAnsi="Consolas" w:cs="Times New Roman"/>
+          <w:color w:val="D4D4D4"/>
+          <w:sz w:val="21"/>
+          <w:szCs w:val="21"/>
+        </w:rPr>
+        <w:t>)</w:t>
+      </w:r>
+    </w:p>
+    <w:p>
+      <w:pPr>
+        <w:shd w:val="clear" w:color="auto" w:fill="1E1E1E"/>
+        <w:spacing w:after="0" w:line="285" w:lineRule="atLeast"/>
+        <w:rPr>
+          <w:rFonts w:ascii="Consolas" w:eastAsia="Times New Roman" w:hAnsi="Consolas" w:cs="Times New Roman"/>
+          <w:color w:val="D4D4D4"/>
+          <w:sz w:val="21"/>
+          <w:szCs w:val="21"/>
+        </w:rPr>
+      </w:pPr>
+      <w:r>
+        <w:rPr>
+          <w:rFonts w:ascii="Consolas" w:eastAsia="Times New Roman" w:hAnsi="Consolas" w:cs="Times New Roman"/>
+          <w:color w:val="D4D4D4"/>
+          <w:sz w:val="21"/>
+          <w:szCs w:val="21"/>
+        </w:rPr>
+        <w:t xml:space="preserve">  </w:t>
+      </w:r>
+      <w:r>
+        <w:rPr>
+          <w:rFonts w:ascii="Consolas" w:eastAsia="Times New Roman" w:hAnsi="Consolas" w:cs="Times New Roman"/>
+          <w:color w:val="9CDCFE"/>
+          <w:sz w:val="21"/>
+          <w:szCs w:val="21"/>
+        </w:rPr>
+        <w:t>logger</w:t>
+      </w:r>
+      <w:r>
+        <w:rPr>
+          <w:rFonts w:ascii="Consolas" w:eastAsia="Times New Roman" w:hAnsi="Consolas" w:cs="Times New Roman"/>
+          <w:color w:val="D4D4D4"/>
+          <w:sz w:val="21"/>
+          <w:szCs w:val="21"/>
+        </w:rPr>
+        <w:t>.</w:t>
+      </w:r>
+      <w:r>
+        <w:rPr>
+          <w:rFonts w:ascii="Consolas" w:eastAsia="Times New Roman" w:hAnsi="Consolas" w:cs="Times New Roman"/>
+          <w:color w:val="9CDCFE"/>
+          <w:sz w:val="21"/>
+          <w:szCs w:val="21"/>
+        </w:rPr>
+        <w:t>handlers</w:t>
+      </w:r>
+      <w:r>
+        <w:rPr>
+          <w:rFonts w:ascii="Consolas" w:eastAsia="Times New Roman" w:hAnsi="Consolas" w:cs="Times New Roman"/>
+          <w:color w:val="D4D4D4"/>
+          <w:sz w:val="21"/>
+          <w:szCs w:val="21"/>
+        </w:rPr>
+        <w:t xml:space="preserve"> = []</w:t>
+      </w:r>
+    </w:p>
+    <w:p>
+      <w:pPr>
+        <w:shd w:val="clear" w:color="auto" w:fill="1E1E1E"/>
+        <w:spacing w:after="0" w:line="285" w:lineRule="atLeast"/>
+        <w:rPr>
+          <w:rFonts w:ascii="Consolas" w:eastAsia="Times New Roman" w:hAnsi="Consolas" w:cs="Times New Roman"/>
+          <w:color w:val="D4D4D4"/>
+          <w:sz w:val="21"/>
+          <w:szCs w:val="21"/>
+        </w:rPr>
+      </w:pPr>
+      <w:r>
+        <w:rPr>
+          <w:rFonts w:ascii="Consolas" w:eastAsia="Times New Roman" w:hAnsi="Consolas" w:cs="Times New Roman"/>
+          <w:color w:val="D4D4D4"/>
+          <w:sz w:val="21"/>
+          <w:szCs w:val="21"/>
+        </w:rPr>
+        <w:t xml:space="preserve">  </w:t>
+      </w:r>
+      <w:r>
+        <w:rPr>
+          <w:rFonts w:ascii="Consolas" w:eastAsia="Times New Roman" w:hAnsi="Consolas" w:cs="Times New Roman"/>
+          <w:color w:val="9CDCFE"/>
+          <w:sz w:val="21"/>
+          <w:szCs w:val="21"/>
+        </w:rPr>
+        <w:t>logger</w:t>
+      </w:r>
+      <w:r>
+        <w:rPr>
+          <w:rFonts w:ascii="Consolas" w:eastAsia="Times New Roman" w:hAnsi="Consolas" w:cs="Times New Roman"/>
+          <w:color w:val="D4D4D4"/>
+          <w:sz w:val="21"/>
+          <w:szCs w:val="21"/>
+        </w:rPr>
+        <w:t>.</w:t>
+      </w:r>
+      <w:r>
+        <w:rPr>
+          <w:rFonts w:ascii="Consolas" w:eastAsia="Times New Roman" w:hAnsi="Consolas" w:cs="Times New Roman"/>
+          <w:color w:val="DCDCAA"/>
+          <w:sz w:val="21"/>
+          <w:szCs w:val="21"/>
+        </w:rPr>
+        <w:t>addHandler</w:t>
+      </w:r>
+      <w:r>
+        <w:rPr>
+          <w:rFonts w:ascii="Consolas" w:eastAsia="Times New Roman" w:hAnsi="Consolas" w:cs="Times New Roman"/>
+          <w:color w:val="D4D4D4"/>
+          <w:sz w:val="21"/>
+          <w:szCs w:val="21"/>
+        </w:rPr>
+        <w:t>(</w:t>
+      </w:r>
+      <w:r>
+        <w:rPr>
+          <w:rFonts w:ascii="Consolas" w:eastAsia="Times New Roman" w:hAnsi="Consolas" w:cs="Times New Roman"/>
+          <w:color w:val="9CDCFE"/>
+          <w:sz w:val="21"/>
+          <w:szCs w:val="21"/>
+        </w:rPr>
+        <w:t>file_handler</w:t>
+      </w:r>
+      <w:r>
+        <w:rPr>
+          <w:rFonts w:ascii="Consolas" w:eastAsia="Times New Roman" w:hAnsi="Consolas" w:cs="Times New Roman"/>
+          <w:color w:val="D4D4D4"/>
+          <w:sz w:val="21"/>
+          <w:szCs w:val="21"/>
+        </w:rPr>
+        <w:t>)</w:t>
+      </w:r>
+    </w:p>
+    <w:p>
+      <w:pPr>
+        <w:shd w:val="clear" w:color="auto" w:fill="1E1E1E"/>
+        <w:spacing w:after="0" w:line="285" w:lineRule="atLeast"/>
+        <w:rPr>
+          <w:rFonts w:ascii="Consolas" w:eastAsia="Times New Roman" w:hAnsi="Consolas" w:cs="Times New Roman"/>
+          <w:color w:val="D4D4D4"/>
+          <w:sz w:val="21"/>
+          <w:szCs w:val="21"/>
+        </w:rPr>
+      </w:pPr>
+      <w:r>
+        <w:rPr>
+          <w:rFonts w:ascii="Consolas" w:eastAsia="Times New Roman" w:hAnsi="Consolas" w:cs="Times New Roman"/>
+          <w:color w:val="6A9955"/>
+          <w:sz w:val="21"/>
+          <w:szCs w:val="21"/>
+        </w:rPr>
+        <w:t>#   logger.addHandler(stream_handler)</w:t>
+      </w:r>
+    </w:p>
+    <w:p>
+      <w:pPr>
+        <w:shd w:val="clear" w:color="auto" w:fill="1E1E1E"/>
+        <w:spacing w:after="0" w:line="285" w:lineRule="atLeast"/>
+        <w:rPr>
+          <w:rFonts w:ascii="Consolas" w:eastAsia="Times New Roman" w:hAnsi="Consolas" w:cs="Times New Roman"/>
+          <w:color w:val="D4D4D4"/>
+          <w:sz w:val="21"/>
+          <w:szCs w:val="21"/>
+        </w:rPr>
+      </w:pPr>
+      <w:r>
+        <w:rPr>
+          <w:rFonts w:ascii="Consolas" w:eastAsia="Times New Roman" w:hAnsi="Consolas" w:cs="Times New Roman"/>
+          <w:color w:val="6A9955"/>
+          <w:sz w:val="21"/>
+          <w:szCs w:val="21"/>
+        </w:rPr>
+        <w:t>#   logger.addHandler(rotate_file_handler)</w:t>
+      </w:r>
+    </w:p>
+    <w:p>
+      <w:pPr>
+        <w:shd w:val="clear" w:color="auto" w:fill="1E1E1E"/>
+        <w:spacing w:after="0" w:line="285" w:lineRule="atLeast"/>
+        <w:rPr>
+          <w:rFonts w:ascii="Consolas" w:eastAsia="Times New Roman" w:hAnsi="Consolas" w:cs="Times New Roman"/>
+          <w:color w:val="D4D4D4"/>
+          <w:sz w:val="21"/>
+          <w:szCs w:val="21"/>
+        </w:rPr>
+      </w:pPr>
+    </w:p>
+    <w:p>
+      <w:pPr>
+        <w:shd w:val="clear" w:color="auto" w:fill="1E1E1E"/>
+        <w:spacing w:after="0" w:line="285" w:lineRule="atLeast"/>
+        <w:rPr>
+          <w:rFonts w:ascii="Consolas" w:eastAsia="Times New Roman" w:hAnsi="Consolas" w:cs="Times New Roman"/>
+          <w:color w:val="D4D4D4"/>
+          <w:sz w:val="21"/>
+          <w:szCs w:val="21"/>
+        </w:rPr>
+      </w:pPr>
+      <w:r>
+        <w:rPr>
+          <w:rFonts w:ascii="Consolas" w:eastAsia="Times New Roman" w:hAnsi="Consolas" w:cs="Times New Roman"/>
+          <w:color w:val="D4D4D4"/>
+          <w:sz w:val="21"/>
+          <w:szCs w:val="21"/>
+        </w:rPr>
+        <w:t xml:space="preserve">  </w:t>
+      </w:r>
+      <w:r>
+        <w:rPr>
+          <w:rFonts w:ascii="Consolas" w:eastAsia="Times New Roman" w:hAnsi="Consolas" w:cs="Times New Roman"/>
+          <w:color w:val="C586C0"/>
+          <w:sz w:val="21"/>
+          <w:szCs w:val="21"/>
+        </w:rPr>
+        <w:t>return</w:t>
+      </w:r>
+      <w:r>
+        <w:rPr>
+          <w:rFonts w:ascii="Consolas" w:eastAsia="Times New Roman" w:hAnsi="Consolas" w:cs="Times New Roman"/>
+          <w:color w:val="D4D4D4"/>
+          <w:sz w:val="21"/>
+          <w:szCs w:val="21"/>
+        </w:rPr>
+        <w:t xml:space="preserve"> </w:t>
+      </w:r>
+      <w:r>
+        <w:rPr>
+          <w:rFonts w:ascii="Consolas" w:eastAsia="Times New Roman" w:hAnsi="Consolas" w:cs="Times New Roman"/>
+          <w:color w:val="9CDCFE"/>
+          <w:sz w:val="21"/>
+          <w:szCs w:val="21"/>
+        </w:rPr>
+        <w:t>logger</w:t>
+      </w:r>
+    </w:p>
+    <w:p>
+      <w:pPr>
+        <w:shd w:val="clear" w:color="auto" w:fill="1E1E1E"/>
+        <w:spacing w:after="0" w:line="285" w:lineRule="atLeast"/>
+        <w:rPr>
+          <w:rFonts w:ascii="Consolas" w:eastAsia="Times New Roman" w:hAnsi="Consolas" w:cs="Times New Roman"/>
+          <w:color w:val="D4D4D4"/>
+          <w:sz w:val="21"/>
+          <w:szCs w:val="21"/>
+        </w:rPr>
+      </w:pPr>
+    </w:p>
+    <w:p>
+      <w:pPr>
+        <w:shd w:val="clear" w:color="auto" w:fill="1E1E1E"/>
+        <w:spacing w:after="0" w:line="285" w:lineRule="atLeast"/>
+        <w:rPr>
+          <w:rFonts w:ascii="Consolas" w:eastAsia="Times New Roman" w:hAnsi="Consolas" w:cs="Times New Roman"/>
+          <w:color w:val="D4D4D4"/>
+          <w:sz w:val="21"/>
+          <w:szCs w:val="21"/>
+        </w:rPr>
+      </w:pPr>
+      <w:r>
+        <w:rPr>
+          <w:rFonts w:ascii="Consolas" w:eastAsia="Times New Roman" w:hAnsi="Consolas" w:cs="Times New Roman"/>
+          <w:color w:val="6A9955"/>
+          <w:sz w:val="21"/>
+          <w:szCs w:val="21"/>
+        </w:rPr>
+        <w:t># Create and export the logger</w:t>
+      </w:r>
+    </w:p>
+    <w:p>
+      <w:pPr>
+        <w:shd w:val="clear" w:color="auto" w:fill="1E1E1E"/>
+        <w:spacing w:after="0" w:line="285" w:lineRule="atLeast"/>
+        <w:rPr>
+          <w:rFonts w:ascii="Consolas" w:eastAsia="Times New Roman" w:hAnsi="Consolas" w:cs="Times New Roman"/>
+          <w:color w:val="D4D4D4"/>
+          <w:sz w:val="21"/>
+          <w:szCs w:val="21"/>
+        </w:rPr>
+      </w:pPr>
+      <w:r>
+        <w:rPr>
+          <w:rFonts w:ascii="Consolas" w:eastAsia="Times New Roman" w:hAnsi="Consolas" w:cs="Times New Roman"/>
+          <w:color w:val="9CDCFE"/>
+          <w:sz w:val="21"/>
+          <w:szCs w:val="21"/>
+        </w:rPr>
+        <w:t>logger</w:t>
+      </w:r>
+      <w:r>
+        <w:rPr>
+          <w:rFonts w:ascii="Consolas" w:eastAsia="Times New Roman" w:hAnsi="Consolas" w:cs="Times New Roman"/>
+          <w:color w:val="D4D4D4"/>
+          <w:sz w:val="21"/>
+          <w:szCs w:val="21"/>
+        </w:rPr>
+        <w:t xml:space="preserve"> = </w:t>
+      </w:r>
+      <w:r>
+        <w:rPr>
+          <w:rFonts w:ascii="Consolas" w:eastAsia="Times New Roman" w:hAnsi="Consolas" w:cs="Times New Roman"/>
+          <w:color w:val="DCDCAA"/>
+          <w:sz w:val="21"/>
+          <w:szCs w:val="21"/>
+        </w:rPr>
+        <w:t>setup_logger</w:t>
+      </w:r>
+      <w:r>
+        <w:rPr>
+          <w:rFonts w:ascii="Consolas" w:eastAsia="Times New Roman" w:hAnsi="Consolas" w:cs="Times New Roman"/>
+          <w:color w:val="D4D4D4"/>
+          <w:sz w:val="21"/>
+          <w:szCs w:val="21"/>
+        </w:rPr>
+        <w:t>()</w:t>
+      </w:r>
+    </w:p>
+    <w:p/>
+    <w:p/>
+    <w:p>
+      <w:r>
+        <w:t>and in main.py :</w:t>
+      </w:r>
+    </w:p>
+    <w:p>
+      <w:pPr>
+        <w:shd w:val="clear" w:color="auto" w:fill="1E1E1E"/>
+        <w:spacing w:after="0" w:line="285" w:lineRule="atLeast"/>
+        <w:rPr>
+          <w:rFonts w:ascii="Consolas" w:eastAsia="Times New Roman" w:hAnsi="Consolas" w:cs="Times New Roman"/>
+          <w:color w:val="D4D4D4"/>
+          <w:sz w:val="21"/>
+          <w:szCs w:val="21"/>
+        </w:rPr>
+      </w:pPr>
+      <w:r>
+        <w:rPr>
+          <w:rFonts w:ascii="Consolas" w:eastAsia="Times New Roman" w:hAnsi="Consolas" w:cs="Times New Roman"/>
+          <w:color w:val="C586C0"/>
+          <w:sz w:val="21"/>
+          <w:szCs w:val="21"/>
+        </w:rPr>
+        <w:lastRenderedPageBreak/>
+        <w:t>from</w:t>
+      </w:r>
+      <w:r>
+        <w:rPr>
+          <w:rFonts w:ascii="Consolas" w:eastAsia="Times New Roman" w:hAnsi="Consolas" w:cs="Times New Roman"/>
+          <w:color w:val="D4D4D4"/>
+          <w:sz w:val="21"/>
+          <w:szCs w:val="21"/>
+        </w:rPr>
+        <w:t xml:space="preserve"> </w:t>
+      </w:r>
+      <w:r>
+        <w:rPr>
+          <w:rFonts w:ascii="Consolas" w:eastAsia="Times New Roman" w:hAnsi="Consolas" w:cs="Times New Roman"/>
+          <w:color w:val="4EC9B0"/>
+          <w:sz w:val="21"/>
+          <w:szCs w:val="21"/>
+        </w:rPr>
+        <w:t>fastapi</w:t>
+      </w:r>
+      <w:r>
+        <w:rPr>
+          <w:rFonts w:ascii="Consolas" w:eastAsia="Times New Roman" w:hAnsi="Consolas" w:cs="Times New Roman"/>
+          <w:color w:val="D4D4D4"/>
+          <w:sz w:val="21"/>
+          <w:szCs w:val="21"/>
+        </w:rPr>
+        <w:t xml:space="preserve"> </w:t>
+      </w:r>
+      <w:r>
+        <w:rPr>
+          <w:rFonts w:ascii="Consolas" w:eastAsia="Times New Roman" w:hAnsi="Consolas" w:cs="Times New Roman"/>
+          <w:color w:val="C586C0"/>
+          <w:sz w:val="21"/>
+          <w:szCs w:val="21"/>
+        </w:rPr>
+        <w:t>import</w:t>
+      </w:r>
+      <w:r>
+        <w:rPr>
+          <w:rFonts w:ascii="Consolas" w:eastAsia="Times New Roman" w:hAnsi="Consolas" w:cs="Times New Roman"/>
+          <w:color w:val="D4D4D4"/>
+          <w:sz w:val="21"/>
+          <w:szCs w:val="21"/>
+        </w:rPr>
+        <w:t xml:space="preserve"> </w:t>
+      </w:r>
+      <w:r>
+        <w:rPr>
+          <w:rFonts w:ascii="Consolas" w:eastAsia="Times New Roman" w:hAnsi="Consolas" w:cs="Times New Roman"/>
+          <w:color w:val="4EC9B0"/>
+          <w:sz w:val="21"/>
+          <w:szCs w:val="21"/>
+        </w:rPr>
+        <w:t>FastAPI</w:t>
+      </w:r>
+    </w:p>
+    <w:p>
+      <w:pPr>
+        <w:shd w:val="clear" w:color="auto" w:fill="1E1E1E"/>
+        <w:spacing w:after="0" w:line="285" w:lineRule="atLeast"/>
+        <w:rPr>
+          <w:rFonts w:ascii="Consolas" w:eastAsia="Times New Roman" w:hAnsi="Consolas" w:cs="Times New Roman"/>
+          <w:color w:val="D4D4D4"/>
+          <w:sz w:val="21"/>
+          <w:szCs w:val="21"/>
+        </w:rPr>
+      </w:pPr>
+      <w:r>
+        <w:rPr>
+          <w:rFonts w:ascii="Consolas" w:eastAsia="Times New Roman" w:hAnsi="Consolas" w:cs="Times New Roman"/>
+          <w:color w:val="C586C0"/>
+          <w:sz w:val="21"/>
+          <w:szCs w:val="21"/>
+        </w:rPr>
+        <w:t>from</w:t>
+      </w:r>
+      <w:r>
+        <w:rPr>
+          <w:rFonts w:ascii="Consolas" w:eastAsia="Times New Roman" w:hAnsi="Consolas" w:cs="Times New Roman"/>
+          <w:color w:val="D4D4D4"/>
+          <w:sz w:val="21"/>
+          <w:szCs w:val="21"/>
+        </w:rPr>
+        <w:t xml:space="preserve"> </w:t>
+      </w:r>
+      <w:r>
+        <w:rPr>
+          <w:rFonts w:ascii="Consolas" w:eastAsia="Times New Roman" w:hAnsi="Consolas" w:cs="Times New Roman"/>
+          <w:color w:val="4EC9B0"/>
+          <w:sz w:val="21"/>
+          <w:szCs w:val="21"/>
+        </w:rPr>
+        <w:t>app</w:t>
+      </w:r>
+      <w:r>
+        <w:rPr>
+          <w:rFonts w:ascii="Consolas" w:eastAsia="Times New Roman" w:hAnsi="Consolas" w:cs="Times New Roman"/>
+          <w:color w:val="D4D4D4"/>
+          <w:sz w:val="21"/>
+          <w:szCs w:val="21"/>
+        </w:rPr>
+        <w:t>.</w:t>
+      </w:r>
+      <w:r>
+        <w:rPr>
+          <w:rFonts w:ascii="Consolas" w:eastAsia="Times New Roman" w:hAnsi="Consolas" w:cs="Times New Roman"/>
+          <w:color w:val="4EC9B0"/>
+          <w:sz w:val="21"/>
+          <w:szCs w:val="21"/>
+        </w:rPr>
+        <w:t>product</w:t>
+      </w:r>
+      <w:r>
+        <w:rPr>
+          <w:rFonts w:ascii="Consolas" w:eastAsia="Times New Roman" w:hAnsi="Consolas" w:cs="Times New Roman"/>
+          <w:color w:val="D4D4D4"/>
+          <w:sz w:val="21"/>
+          <w:szCs w:val="21"/>
+        </w:rPr>
+        <w:t>.</w:t>
+      </w:r>
+      <w:r>
+        <w:rPr>
+          <w:rFonts w:ascii="Consolas" w:eastAsia="Times New Roman" w:hAnsi="Consolas" w:cs="Times New Roman"/>
+          <w:color w:val="4EC9B0"/>
+          <w:sz w:val="21"/>
+          <w:szCs w:val="21"/>
+        </w:rPr>
+        <w:t>routers</w:t>
+      </w:r>
+      <w:r>
+        <w:rPr>
+          <w:rFonts w:ascii="Consolas" w:eastAsia="Times New Roman" w:hAnsi="Consolas" w:cs="Times New Roman"/>
+          <w:color w:val="D4D4D4"/>
+          <w:sz w:val="21"/>
+          <w:szCs w:val="21"/>
+        </w:rPr>
+        <w:t xml:space="preserve"> </w:t>
+      </w:r>
+      <w:r>
+        <w:rPr>
+          <w:rFonts w:ascii="Consolas" w:eastAsia="Times New Roman" w:hAnsi="Consolas" w:cs="Times New Roman"/>
+          <w:color w:val="C586C0"/>
+          <w:sz w:val="21"/>
+          <w:szCs w:val="21"/>
+        </w:rPr>
+        <w:t>import</w:t>
+      </w:r>
+      <w:r>
+        <w:rPr>
+          <w:rFonts w:ascii="Consolas" w:eastAsia="Times New Roman" w:hAnsi="Consolas" w:cs="Times New Roman"/>
+          <w:color w:val="D4D4D4"/>
+          <w:sz w:val="21"/>
+          <w:szCs w:val="21"/>
+        </w:rPr>
+        <w:t xml:space="preserve"> </w:t>
+      </w:r>
+      <w:r>
+        <w:rPr>
+          <w:rFonts w:ascii="Consolas" w:eastAsia="Times New Roman" w:hAnsi="Consolas" w:cs="Times New Roman"/>
+          <w:color w:val="9CDCFE"/>
+          <w:sz w:val="21"/>
+          <w:szCs w:val="21"/>
+        </w:rPr>
+        <w:t>router</w:t>
+      </w:r>
+      <w:r>
+        <w:rPr>
+          <w:rFonts w:ascii="Consolas" w:eastAsia="Times New Roman" w:hAnsi="Consolas" w:cs="Times New Roman"/>
+          <w:color w:val="D4D4D4"/>
+          <w:sz w:val="21"/>
+          <w:szCs w:val="21"/>
+        </w:rPr>
+        <w:t xml:space="preserve"> </w:t>
+      </w:r>
+      <w:r>
+        <w:rPr>
+          <w:rFonts w:ascii="Consolas" w:eastAsia="Times New Roman" w:hAnsi="Consolas" w:cs="Times New Roman"/>
+          <w:color w:val="C586C0"/>
+          <w:sz w:val="21"/>
+          <w:szCs w:val="21"/>
+        </w:rPr>
+        <w:t>as</w:t>
+      </w:r>
+      <w:r>
+        <w:rPr>
+          <w:rFonts w:ascii="Consolas" w:eastAsia="Times New Roman" w:hAnsi="Consolas" w:cs="Times New Roman"/>
+          <w:color w:val="D4D4D4"/>
+          <w:sz w:val="21"/>
+          <w:szCs w:val="21"/>
+        </w:rPr>
+        <w:t xml:space="preserve"> </w:t>
+      </w:r>
+      <w:r>
+        <w:rPr>
+          <w:rFonts w:ascii="Consolas" w:eastAsia="Times New Roman" w:hAnsi="Consolas" w:cs="Times New Roman"/>
+          <w:color w:val="9CDCFE"/>
+          <w:sz w:val="21"/>
+          <w:szCs w:val="21"/>
+        </w:rPr>
+        <w:t>product_router</w:t>
+      </w:r>
+    </w:p>
+    <w:p>
+      <w:pPr>
+        <w:shd w:val="clear" w:color="auto" w:fill="1E1E1E"/>
+        <w:spacing w:after="0" w:line="285" w:lineRule="atLeast"/>
+        <w:rPr>
+          <w:rFonts w:ascii="Consolas" w:eastAsia="Times New Roman" w:hAnsi="Consolas" w:cs="Times New Roman"/>
+          <w:color w:val="D4D4D4"/>
+          <w:sz w:val="21"/>
+          <w:szCs w:val="21"/>
+        </w:rPr>
+      </w:pPr>
+      <w:r>
+        <w:rPr>
+          <w:rFonts w:ascii="Consolas" w:eastAsia="Times New Roman" w:hAnsi="Consolas" w:cs="Times New Roman"/>
+          <w:color w:val="C586C0"/>
+          <w:sz w:val="21"/>
+          <w:szCs w:val="21"/>
+        </w:rPr>
+        <w:t>from</w:t>
+      </w:r>
+      <w:r>
+        <w:rPr>
+          <w:rFonts w:ascii="Consolas" w:eastAsia="Times New Roman" w:hAnsi="Consolas" w:cs="Times New Roman"/>
+          <w:color w:val="D4D4D4"/>
+          <w:sz w:val="21"/>
+          <w:szCs w:val="21"/>
+        </w:rPr>
+        <w:t xml:space="preserve"> </w:t>
+      </w:r>
+      <w:r>
+        <w:rPr>
+          <w:rFonts w:ascii="Consolas" w:eastAsia="Times New Roman" w:hAnsi="Consolas" w:cs="Times New Roman"/>
+          <w:color w:val="4EC9B0"/>
+          <w:sz w:val="21"/>
+          <w:szCs w:val="21"/>
+        </w:rPr>
+        <w:t>app</w:t>
+      </w:r>
+      <w:r>
+        <w:rPr>
+          <w:rFonts w:ascii="Consolas" w:eastAsia="Times New Roman" w:hAnsi="Consolas" w:cs="Times New Roman"/>
+          <w:color w:val="D4D4D4"/>
+          <w:sz w:val="21"/>
+          <w:szCs w:val="21"/>
+        </w:rPr>
+        <w:t>.</w:t>
+      </w:r>
+      <w:r>
+        <w:rPr>
+          <w:rFonts w:ascii="Consolas" w:eastAsia="Times New Roman" w:hAnsi="Consolas" w:cs="Times New Roman"/>
+          <w:color w:val="4EC9B0"/>
+          <w:sz w:val="21"/>
+          <w:szCs w:val="21"/>
+        </w:rPr>
+        <w:t>core</w:t>
+      </w:r>
+      <w:r>
+        <w:rPr>
+          <w:rFonts w:ascii="Consolas" w:eastAsia="Times New Roman" w:hAnsi="Consolas" w:cs="Times New Roman"/>
+          <w:color w:val="D4D4D4"/>
+          <w:sz w:val="21"/>
+          <w:szCs w:val="21"/>
+        </w:rPr>
+        <w:t>.</w:t>
+      </w:r>
+      <w:r>
+        <w:rPr>
+          <w:rFonts w:ascii="Consolas" w:eastAsia="Times New Roman" w:hAnsi="Consolas" w:cs="Times New Roman"/>
+          <w:color w:val="4EC9B0"/>
+          <w:sz w:val="21"/>
+          <w:szCs w:val="21"/>
+        </w:rPr>
+        <w:t>log_config</w:t>
+      </w:r>
+      <w:r>
+        <w:rPr>
+          <w:rFonts w:ascii="Consolas" w:eastAsia="Times New Roman" w:hAnsi="Consolas" w:cs="Times New Roman"/>
+          <w:color w:val="D4D4D4"/>
+          <w:sz w:val="21"/>
+          <w:szCs w:val="21"/>
+        </w:rPr>
+        <w:t xml:space="preserve"> </w:t>
+      </w:r>
+      <w:r>
+        <w:rPr>
+          <w:rFonts w:ascii="Consolas" w:eastAsia="Times New Roman" w:hAnsi="Consolas" w:cs="Times New Roman"/>
+          <w:color w:val="C586C0"/>
+          <w:sz w:val="21"/>
+          <w:szCs w:val="21"/>
+        </w:rPr>
+        <w:t>import</w:t>
+      </w:r>
+      <w:r>
+        <w:rPr>
+          <w:rFonts w:ascii="Consolas" w:eastAsia="Times New Roman" w:hAnsi="Consolas" w:cs="Times New Roman"/>
+          <w:color w:val="D4D4D4"/>
+          <w:sz w:val="21"/>
+          <w:szCs w:val="21"/>
+        </w:rPr>
+        <w:t xml:space="preserve"> </w:t>
+      </w:r>
+      <w:r>
+        <w:rPr>
+          <w:rFonts w:ascii="Consolas" w:eastAsia="Times New Roman" w:hAnsi="Consolas" w:cs="Times New Roman"/>
+          <w:color w:val="9CDCFE"/>
+          <w:sz w:val="21"/>
+          <w:szCs w:val="21"/>
+        </w:rPr>
+        <w:t>logger</w:t>
+      </w:r>
+    </w:p>
+    <w:p>
+      <w:pPr>
+        <w:shd w:val="clear" w:color="auto" w:fill="1E1E1E"/>
+        <w:spacing w:after="0" w:line="285" w:lineRule="atLeast"/>
+        <w:rPr>
+          <w:rFonts w:ascii="Consolas" w:eastAsia="Times New Roman" w:hAnsi="Consolas" w:cs="Times New Roman"/>
+          <w:color w:val="D4D4D4"/>
+          <w:sz w:val="21"/>
+          <w:szCs w:val="21"/>
+        </w:rPr>
+      </w:pPr>
+    </w:p>
+    <w:p>
+      <w:pPr>
+        <w:shd w:val="clear" w:color="auto" w:fill="1E1E1E"/>
+        <w:spacing w:after="0" w:line="285" w:lineRule="atLeast"/>
+        <w:rPr>
+          <w:rFonts w:ascii="Consolas" w:eastAsia="Times New Roman" w:hAnsi="Consolas" w:cs="Times New Roman"/>
+          <w:color w:val="D4D4D4"/>
+          <w:sz w:val="21"/>
+          <w:szCs w:val="21"/>
+        </w:rPr>
+      </w:pPr>
+      <w:r>
+        <w:rPr>
+          <w:rFonts w:ascii="Consolas" w:eastAsia="Times New Roman" w:hAnsi="Consolas" w:cs="Times New Roman"/>
+          <w:color w:val="9CDCFE"/>
+          <w:sz w:val="21"/>
+          <w:szCs w:val="21"/>
+        </w:rPr>
+        <w:t>app</w:t>
+      </w:r>
+      <w:r>
+        <w:rPr>
+          <w:rFonts w:ascii="Consolas" w:eastAsia="Times New Roman" w:hAnsi="Consolas" w:cs="Times New Roman"/>
+          <w:color w:val="D4D4D4"/>
+          <w:sz w:val="21"/>
+          <w:szCs w:val="21"/>
+        </w:rPr>
+        <w:t xml:space="preserve"> = </w:t>
+      </w:r>
+      <w:r>
+        <w:rPr>
+          <w:rFonts w:ascii="Consolas" w:eastAsia="Times New Roman" w:hAnsi="Consolas" w:cs="Times New Roman"/>
+          <w:color w:val="4EC9B0"/>
+          <w:sz w:val="21"/>
+          <w:szCs w:val="21"/>
+        </w:rPr>
+        <w:t>FastAPI</w:t>
+      </w:r>
+      <w:r>
+        <w:rPr>
+          <w:rFonts w:ascii="Consolas" w:eastAsia="Times New Roman" w:hAnsi="Consolas" w:cs="Times New Roman"/>
+          <w:color w:val="D4D4D4"/>
+          <w:sz w:val="21"/>
+          <w:szCs w:val="21"/>
+        </w:rPr>
+        <w:t>()</w:t>
+      </w:r>
+    </w:p>
+    <w:p>
+      <w:pPr>
+        <w:shd w:val="clear" w:color="auto" w:fill="1E1E1E"/>
+        <w:spacing w:after="0" w:line="285" w:lineRule="atLeast"/>
+        <w:rPr>
+          <w:rFonts w:ascii="Consolas" w:eastAsia="Times New Roman" w:hAnsi="Consolas" w:cs="Times New Roman"/>
+          <w:color w:val="D4D4D4"/>
+          <w:sz w:val="21"/>
+          <w:szCs w:val="21"/>
+        </w:rPr>
+      </w:pPr>
+    </w:p>
+    <w:p>
+      <w:pPr>
+        <w:shd w:val="clear" w:color="auto" w:fill="1E1E1E"/>
+        <w:spacing w:after="0" w:line="285" w:lineRule="atLeast"/>
+        <w:rPr>
+          <w:rFonts w:ascii="Consolas" w:eastAsia="Times New Roman" w:hAnsi="Consolas" w:cs="Times New Roman"/>
+          <w:color w:val="D4D4D4"/>
+          <w:sz w:val="21"/>
+          <w:szCs w:val="21"/>
+        </w:rPr>
+      </w:pPr>
+      <w:r>
+        <w:rPr>
+          <w:rFonts w:ascii="Consolas" w:eastAsia="Times New Roman" w:hAnsi="Consolas" w:cs="Times New Roman"/>
+          <w:color w:val="DCDCAA"/>
+          <w:sz w:val="21"/>
+          <w:szCs w:val="21"/>
+        </w:rPr>
+        <w:t>@</w:t>
+      </w:r>
+      <w:r>
+        <w:rPr>
+          <w:rFonts w:ascii="Consolas" w:eastAsia="Times New Roman" w:hAnsi="Consolas" w:cs="Times New Roman"/>
+          <w:color w:val="9CDCFE"/>
+          <w:sz w:val="21"/>
+          <w:szCs w:val="21"/>
+        </w:rPr>
+        <w:t>app</w:t>
+      </w:r>
+      <w:r>
+        <w:rPr>
+          <w:rFonts w:ascii="Consolas" w:eastAsia="Times New Roman" w:hAnsi="Consolas" w:cs="Times New Roman"/>
+          <w:color w:val="DCDCAA"/>
+          <w:sz w:val="21"/>
+          <w:szCs w:val="21"/>
+        </w:rPr>
+        <w:t>.get</w:t>
+      </w:r>
+      <w:r>
+        <w:rPr>
+          <w:rFonts w:ascii="Consolas" w:eastAsia="Times New Roman" w:hAnsi="Consolas" w:cs="Times New Roman"/>
+          <w:color w:val="D4D4D4"/>
+          <w:sz w:val="21"/>
+          <w:szCs w:val="21"/>
+        </w:rPr>
+        <w:t>(</w:t>
+      </w:r>
+      <w:r>
+        <w:rPr>
+          <w:rFonts w:ascii="Consolas" w:eastAsia="Times New Roman" w:hAnsi="Consolas" w:cs="Times New Roman"/>
+          <w:color w:val="CE9178"/>
+          <w:sz w:val="21"/>
+          <w:szCs w:val="21"/>
+        </w:rPr>
+        <w:t>"/"</w:t>
+      </w:r>
+      <w:r>
+        <w:rPr>
+          <w:rFonts w:ascii="Consolas" w:eastAsia="Times New Roman" w:hAnsi="Consolas" w:cs="Times New Roman"/>
+          <w:color w:val="D4D4D4"/>
+          <w:sz w:val="21"/>
+          <w:szCs w:val="21"/>
+        </w:rPr>
+        <w:t>)</w:t>
+      </w:r>
+    </w:p>
+    <w:p>
+      <w:pPr>
+        <w:shd w:val="clear" w:color="auto" w:fill="1E1E1E"/>
+        <w:spacing w:after="0" w:line="285" w:lineRule="atLeast"/>
+        <w:rPr>
+          <w:rFonts w:ascii="Consolas" w:eastAsia="Times New Roman" w:hAnsi="Consolas" w:cs="Times New Roman"/>
+          <w:color w:val="D4D4D4"/>
+          <w:sz w:val="21"/>
+          <w:szCs w:val="21"/>
+        </w:rPr>
+      </w:pPr>
+      <w:r>
+        <w:rPr>
+          <w:rFonts w:ascii="Consolas" w:eastAsia="Times New Roman" w:hAnsi="Consolas" w:cs="Times New Roman"/>
+          <w:color w:val="569CD6"/>
+          <w:sz w:val="21"/>
+          <w:szCs w:val="21"/>
+        </w:rPr>
+        <w:t>async</w:t>
+      </w:r>
+      <w:r>
+        <w:rPr>
+          <w:rFonts w:ascii="Consolas" w:eastAsia="Times New Roman" w:hAnsi="Consolas" w:cs="Times New Roman"/>
+          <w:color w:val="D4D4D4"/>
+          <w:sz w:val="21"/>
+          <w:szCs w:val="21"/>
+        </w:rPr>
+        <w:t xml:space="preserve"> </w:t>
+      </w:r>
+      <w:r>
+        <w:rPr>
+          <w:rFonts w:ascii="Consolas" w:eastAsia="Times New Roman" w:hAnsi="Consolas" w:cs="Times New Roman"/>
+          <w:color w:val="569CD6"/>
+          <w:sz w:val="21"/>
+          <w:szCs w:val="21"/>
+        </w:rPr>
+        <w:t>def</w:t>
+      </w:r>
+      <w:r>
+        <w:rPr>
+          <w:rFonts w:ascii="Consolas" w:eastAsia="Times New Roman" w:hAnsi="Consolas" w:cs="Times New Roman"/>
+          <w:color w:val="D4D4D4"/>
+          <w:sz w:val="21"/>
+          <w:szCs w:val="21"/>
+        </w:rPr>
+        <w:t xml:space="preserve"> </w:t>
+      </w:r>
+      <w:r>
+        <w:rPr>
+          <w:rFonts w:ascii="Consolas" w:eastAsia="Times New Roman" w:hAnsi="Consolas" w:cs="Times New Roman"/>
+          <w:color w:val="DCDCAA"/>
+          <w:sz w:val="21"/>
+          <w:szCs w:val="21"/>
+        </w:rPr>
+        <w:t>root</w:t>
+      </w:r>
+      <w:r>
+        <w:rPr>
+          <w:rFonts w:ascii="Consolas" w:eastAsia="Times New Roman" w:hAnsi="Consolas" w:cs="Times New Roman"/>
+          <w:color w:val="D4D4D4"/>
+          <w:sz w:val="21"/>
+          <w:szCs w:val="21"/>
+        </w:rPr>
+        <w:t>():</w:t>
+      </w:r>
+    </w:p>
+    <w:p>
+      <w:pPr>
+        <w:shd w:val="clear" w:color="auto" w:fill="1E1E1E"/>
+        <w:spacing w:after="0" w:line="285" w:lineRule="atLeast"/>
+        <w:rPr>
+          <w:rFonts w:ascii="Consolas" w:eastAsia="Times New Roman" w:hAnsi="Consolas" w:cs="Times New Roman"/>
+          <w:color w:val="D4D4D4"/>
+          <w:sz w:val="21"/>
+          <w:szCs w:val="21"/>
+        </w:rPr>
+      </w:pPr>
+      <w:r>
+        <w:rPr>
+          <w:rFonts w:ascii="Consolas" w:eastAsia="Times New Roman" w:hAnsi="Consolas" w:cs="Times New Roman"/>
+          <w:color w:val="D4D4D4"/>
+          <w:sz w:val="21"/>
+          <w:szCs w:val="21"/>
+        </w:rPr>
+        <w:t xml:space="preserve">  </w:t>
+      </w:r>
+      <w:r>
+        <w:rPr>
+          <w:rFonts w:ascii="Consolas" w:eastAsia="Times New Roman" w:hAnsi="Consolas" w:cs="Times New Roman"/>
+          <w:color w:val="9CDCFE"/>
+          <w:sz w:val="21"/>
+          <w:szCs w:val="21"/>
+        </w:rPr>
+        <w:t>logger</w:t>
+      </w:r>
+      <w:r>
+        <w:rPr>
+          <w:rFonts w:ascii="Consolas" w:eastAsia="Times New Roman" w:hAnsi="Consolas" w:cs="Times New Roman"/>
+          <w:color w:val="D4D4D4"/>
+          <w:sz w:val="21"/>
+          <w:szCs w:val="21"/>
+        </w:rPr>
+        <w:t>.</w:t>
+      </w:r>
+      <w:r>
+        <w:rPr>
+          <w:rFonts w:ascii="Consolas" w:eastAsia="Times New Roman" w:hAnsi="Consolas" w:cs="Times New Roman"/>
+          <w:color w:val="DCDCAA"/>
+          <w:sz w:val="21"/>
+          <w:szCs w:val="21"/>
+        </w:rPr>
+        <w:t>info</w:t>
+      </w:r>
+      <w:r>
+        <w:rPr>
+          <w:rFonts w:ascii="Consolas" w:eastAsia="Times New Roman" w:hAnsi="Consolas" w:cs="Times New Roman"/>
+          <w:color w:val="D4D4D4"/>
+          <w:sz w:val="21"/>
+          <w:szCs w:val="21"/>
+        </w:rPr>
+        <w:t>(</w:t>
+      </w:r>
+      <w:r>
+        <w:rPr>
+          <w:rFonts w:ascii="Consolas" w:eastAsia="Times New Roman" w:hAnsi="Consolas" w:cs="Times New Roman"/>
+          <w:color w:val="CE9178"/>
+          <w:sz w:val="21"/>
+          <w:szCs w:val="21"/>
+        </w:rPr>
+        <w:t>"Root endpoint accesssed"</w:t>
+      </w:r>
+      <w:r>
+        <w:rPr>
+          <w:rFonts w:ascii="Consolas" w:eastAsia="Times New Roman" w:hAnsi="Consolas" w:cs="Times New Roman"/>
+          <w:color w:val="D4D4D4"/>
+          <w:sz w:val="21"/>
+          <w:szCs w:val="21"/>
+        </w:rPr>
+        <w:t>)</w:t>
+      </w:r>
+    </w:p>
+    <w:p>
+      <w:pPr>
+        <w:shd w:val="clear" w:color="auto" w:fill="1E1E1E"/>
+        <w:spacing w:after="0" w:line="285" w:lineRule="atLeast"/>
+        <w:rPr>
+          <w:rFonts w:ascii="Consolas" w:eastAsia="Times New Roman" w:hAnsi="Consolas" w:cs="Times New Roman"/>
+          <w:color w:val="D4D4D4"/>
+          <w:sz w:val="21"/>
+          <w:szCs w:val="21"/>
+        </w:rPr>
+      </w:pPr>
+      <w:r>
+        <w:rPr>
+          <w:rFonts w:ascii="Consolas" w:eastAsia="Times New Roman" w:hAnsi="Consolas" w:cs="Times New Roman"/>
+          <w:color w:val="D4D4D4"/>
+          <w:sz w:val="21"/>
+          <w:szCs w:val="21"/>
+        </w:rPr>
+        <w:t xml:space="preserve">  </w:t>
+      </w:r>
+      <w:r>
+        <w:rPr>
+          <w:rFonts w:ascii="Consolas" w:eastAsia="Times New Roman" w:hAnsi="Consolas" w:cs="Times New Roman"/>
+          <w:color w:val="9CDCFE"/>
+          <w:sz w:val="21"/>
+          <w:szCs w:val="21"/>
+        </w:rPr>
+        <w:t>logger</w:t>
+      </w:r>
+      <w:r>
+        <w:rPr>
+          <w:rFonts w:ascii="Consolas" w:eastAsia="Times New Roman" w:hAnsi="Consolas" w:cs="Times New Roman"/>
+          <w:color w:val="D4D4D4"/>
+          <w:sz w:val="21"/>
+          <w:szCs w:val="21"/>
+        </w:rPr>
+        <w:t>.</w:t>
+      </w:r>
+      <w:r>
+        <w:rPr>
+          <w:rFonts w:ascii="Consolas" w:eastAsia="Times New Roman" w:hAnsi="Consolas" w:cs="Times New Roman"/>
+          <w:color w:val="DCDCAA"/>
+          <w:sz w:val="21"/>
+          <w:szCs w:val="21"/>
+        </w:rPr>
+        <w:t>warning</w:t>
+      </w:r>
+      <w:r>
+        <w:rPr>
+          <w:rFonts w:ascii="Consolas" w:eastAsia="Times New Roman" w:hAnsi="Consolas" w:cs="Times New Roman"/>
+          <w:color w:val="D4D4D4"/>
+          <w:sz w:val="21"/>
+          <w:szCs w:val="21"/>
+        </w:rPr>
+        <w:t>(</w:t>
+      </w:r>
+      <w:r>
+        <w:rPr>
+          <w:rFonts w:ascii="Consolas" w:eastAsia="Times New Roman" w:hAnsi="Consolas" w:cs="Times New Roman"/>
+          <w:color w:val="CE9178"/>
+          <w:sz w:val="21"/>
+          <w:szCs w:val="21"/>
+        </w:rPr>
+        <w:t>"Root accessed stop it"</w:t>
+      </w:r>
+      <w:r>
+        <w:rPr>
+          <w:rFonts w:ascii="Consolas" w:eastAsia="Times New Roman" w:hAnsi="Consolas" w:cs="Times New Roman"/>
+          <w:color w:val="D4D4D4"/>
+          <w:sz w:val="21"/>
+          <w:szCs w:val="21"/>
+        </w:rPr>
+        <w:t>)</w:t>
+      </w:r>
+    </w:p>
+    <w:p>
+      <w:pPr>
+        <w:shd w:val="clear" w:color="auto" w:fill="1E1E1E"/>
+        <w:spacing w:after="0" w:line="285" w:lineRule="atLeast"/>
+        <w:rPr>
+          <w:rFonts w:ascii="Consolas" w:eastAsia="Times New Roman" w:hAnsi="Consolas" w:cs="Times New Roman"/>
+          <w:color w:val="D4D4D4"/>
+          <w:sz w:val="21"/>
+          <w:szCs w:val="21"/>
+        </w:rPr>
+      </w:pPr>
+      <w:r>
+        <w:rPr>
+          <w:rFonts w:ascii="Consolas" w:eastAsia="Times New Roman" w:hAnsi="Consolas" w:cs="Times New Roman"/>
+          <w:color w:val="D4D4D4"/>
+          <w:sz w:val="21"/>
+          <w:szCs w:val="21"/>
+        </w:rPr>
+        <w:t xml:space="preserve">  </w:t>
+      </w:r>
+      <w:r>
+        <w:rPr>
+          <w:rFonts w:ascii="Consolas" w:eastAsia="Times New Roman" w:hAnsi="Consolas" w:cs="Times New Roman"/>
+          <w:color w:val="C586C0"/>
+          <w:sz w:val="21"/>
+          <w:szCs w:val="21"/>
+        </w:rPr>
+        <w:t>return</w:t>
+      </w:r>
+      <w:r>
+        <w:rPr>
+          <w:rFonts w:ascii="Consolas" w:eastAsia="Times New Roman" w:hAnsi="Consolas" w:cs="Times New Roman"/>
+          <w:color w:val="D4D4D4"/>
+          <w:sz w:val="21"/>
+          <w:szCs w:val="21"/>
+        </w:rPr>
+        <w:t xml:space="preserve"> {</w:t>
+      </w:r>
+      <w:r>
+        <w:rPr>
+          <w:rFonts w:ascii="Consolas" w:eastAsia="Times New Roman" w:hAnsi="Consolas" w:cs="Times New Roman"/>
+          <w:color w:val="CE9178"/>
+          <w:sz w:val="21"/>
+          <w:szCs w:val="21"/>
+        </w:rPr>
+        <w:t>"msg"</w:t>
+      </w:r>
+      <w:r>
+        <w:rPr>
+          <w:rFonts w:ascii="Consolas" w:eastAsia="Times New Roman" w:hAnsi="Consolas" w:cs="Times New Roman"/>
+          <w:color w:val="D4D4D4"/>
+          <w:sz w:val="21"/>
+          <w:szCs w:val="21"/>
+        </w:rPr>
+        <w:t xml:space="preserve">: </w:t>
+      </w:r>
+      <w:r>
+        <w:rPr>
+          <w:rFonts w:ascii="Consolas" w:eastAsia="Times New Roman" w:hAnsi="Consolas" w:cs="Times New Roman"/>
+          <w:color w:val="CE9178"/>
+          <w:sz w:val="21"/>
+          <w:szCs w:val="21"/>
+        </w:rPr>
+        <w:t>"Welcome to FastAPI"</w:t>
+      </w:r>
+      <w:r>
+        <w:rPr>
+          <w:rFonts w:ascii="Consolas" w:eastAsia="Times New Roman" w:hAnsi="Consolas" w:cs="Times New Roman"/>
+          <w:color w:val="D4D4D4"/>
+          <w:sz w:val="21"/>
+          <w:szCs w:val="21"/>
+        </w:rPr>
+        <w:t>}</w:t>
+      </w:r>
+    </w:p>
+    <w:p>
+      <w:pPr>
+        <w:shd w:val="clear" w:color="auto" w:fill="1E1E1E"/>
+        <w:spacing w:after="0" w:line="285" w:lineRule="atLeast"/>
+        <w:rPr>
+          <w:rFonts w:ascii="Consolas" w:eastAsia="Times New Roman" w:hAnsi="Consolas" w:cs="Times New Roman"/>
+          <w:color w:val="D4D4D4"/>
+          <w:sz w:val="21"/>
+          <w:szCs w:val="21"/>
+        </w:rPr>
+      </w:pPr>
+    </w:p>
+    <w:p>
+      <w:pPr>
+        <w:shd w:val="clear" w:color="auto" w:fill="1E1E1E"/>
+        <w:spacing w:after="0" w:line="285" w:lineRule="atLeast"/>
+        <w:rPr>
+          <w:rFonts w:ascii="Consolas" w:eastAsia="Times New Roman" w:hAnsi="Consolas" w:cs="Times New Roman"/>
+          <w:color w:val="D4D4D4"/>
+          <w:sz w:val="21"/>
+          <w:szCs w:val="21"/>
+        </w:rPr>
+      </w:pPr>
+      <w:r>
+        <w:rPr>
+          <w:rFonts w:ascii="Consolas" w:eastAsia="Times New Roman" w:hAnsi="Consolas" w:cs="Times New Roman"/>
+          <w:color w:val="9CDCFE"/>
+          <w:sz w:val="21"/>
+          <w:szCs w:val="21"/>
+        </w:rPr>
+        <w:t>app</w:t>
+      </w:r>
+      <w:r>
+        <w:rPr>
+          <w:rFonts w:ascii="Consolas" w:eastAsia="Times New Roman" w:hAnsi="Consolas" w:cs="Times New Roman"/>
+          <w:color w:val="D4D4D4"/>
+          <w:sz w:val="21"/>
+          <w:szCs w:val="21"/>
+        </w:rPr>
+        <w:t>.</w:t>
+      </w:r>
+      <w:r>
+        <w:rPr>
+          <w:rFonts w:ascii="Consolas" w:eastAsia="Times New Roman" w:hAnsi="Consolas" w:cs="Times New Roman"/>
+          <w:color w:val="DCDCAA"/>
+          <w:sz w:val="21"/>
+          <w:szCs w:val="21"/>
+        </w:rPr>
+        <w:t>include_router</w:t>
+      </w:r>
+      <w:r>
+        <w:rPr>
+          <w:rFonts w:ascii="Consolas" w:eastAsia="Times New Roman" w:hAnsi="Consolas" w:cs="Times New Roman"/>
+          <w:color w:val="D4D4D4"/>
+          <w:sz w:val="21"/>
+          <w:szCs w:val="21"/>
+        </w:rPr>
+        <w:t>(</w:t>
+      </w:r>
+      <w:r>
+        <w:rPr>
+          <w:rFonts w:ascii="Consolas" w:eastAsia="Times New Roman" w:hAnsi="Consolas" w:cs="Times New Roman"/>
+          <w:color w:val="9CDCFE"/>
+          <w:sz w:val="21"/>
+          <w:szCs w:val="21"/>
+        </w:rPr>
+        <w:t>product_router</w:t>
+      </w:r>
+      <w:r>
+        <w:rPr>
+          <w:rFonts w:ascii="Consolas" w:eastAsia="Times New Roman" w:hAnsi="Consolas" w:cs="Times New Roman"/>
+          <w:color w:val="D4D4D4"/>
+          <w:sz w:val="21"/>
+          <w:szCs w:val="21"/>
+        </w:rPr>
+        <w:t xml:space="preserve">, </w:t>
+      </w:r>
+      <w:r>
+        <w:rPr>
+          <w:rFonts w:ascii="Consolas" w:eastAsia="Times New Roman" w:hAnsi="Consolas" w:cs="Times New Roman"/>
+          <w:color w:val="9CDCFE"/>
+          <w:sz w:val="21"/>
+          <w:szCs w:val="21"/>
+        </w:rPr>
+        <w:t>prefix</w:t>
+      </w:r>
+      <w:r>
+        <w:rPr>
+          <w:rFonts w:ascii="Consolas" w:eastAsia="Times New Roman" w:hAnsi="Consolas" w:cs="Times New Roman"/>
+          <w:color w:val="D4D4D4"/>
+          <w:sz w:val="21"/>
+          <w:szCs w:val="21"/>
+        </w:rPr>
+        <w:t>=</w:t>
+      </w:r>
+      <w:r>
+        <w:rPr>
+          <w:rFonts w:ascii="Consolas" w:eastAsia="Times New Roman" w:hAnsi="Consolas" w:cs="Times New Roman"/>
+          <w:color w:val="CE9178"/>
+          <w:sz w:val="21"/>
+          <w:szCs w:val="21"/>
+        </w:rPr>
+        <w:t>"/api/products"</w:t>
+      </w:r>
+      <w:r>
+        <w:rPr>
+          <w:rFonts w:ascii="Consolas" w:eastAsia="Times New Roman" w:hAnsi="Consolas" w:cs="Times New Roman"/>
+          <w:color w:val="D4D4D4"/>
+          <w:sz w:val="21"/>
+          <w:szCs w:val="21"/>
+        </w:rPr>
+        <w:t xml:space="preserve">, </w:t>
+      </w:r>
+      <w:r>
+        <w:rPr>
+          <w:rFonts w:ascii="Consolas" w:eastAsia="Times New Roman" w:hAnsi="Consolas" w:cs="Times New Roman"/>
+          <w:color w:val="9CDCFE"/>
+          <w:sz w:val="21"/>
+          <w:szCs w:val="21"/>
+        </w:rPr>
+        <w:t>tags</w:t>
+      </w:r>
+      <w:r>
+        <w:rPr>
+          <w:rFonts w:ascii="Consolas" w:eastAsia="Times New Roman" w:hAnsi="Consolas" w:cs="Times New Roman"/>
+          <w:color w:val="D4D4D4"/>
+          <w:sz w:val="21"/>
+          <w:szCs w:val="21"/>
+        </w:rPr>
+        <w:t>=[</w:t>
+      </w:r>
+      <w:r>
+        <w:rPr>
+          <w:rFonts w:ascii="Consolas" w:eastAsia="Times New Roman" w:hAnsi="Consolas" w:cs="Times New Roman"/>
+          <w:color w:val="CE9178"/>
+          <w:sz w:val="21"/>
+          <w:szCs w:val="21"/>
+        </w:rPr>
+        <w:t>"Products"</w:t>
+      </w:r>
+      <w:r>
+        <w:rPr>
+          <w:rFonts w:ascii="Consolas" w:eastAsia="Times New Roman" w:hAnsi="Consolas" w:cs="Times New Roman"/>
+          <w:color w:val="D4D4D4"/>
+          <w:sz w:val="21"/>
+          <w:szCs w:val="21"/>
+        </w:rPr>
+        <w:t>])</w:t>
+      </w:r>
+    </w:p>
+    <w:p/>
+    <w:p>
+      <w:r>
+        <w:t xml:space="preserve">Here you see we  we use the logger  in our actual main.py file </w:t>
+      </w:r>
+    </w:p>
+    <w:p>
+      <w:r>
+        <w:t xml:space="preserve">Same like this we use these logger in other files </w:t>
+      </w:r>
+    </w:p>
+    <w:p>
+      <w:r>
+        <w:t>Just import the looger that we create in the log_config file</w:t>
+      </w:r>
+    </w:p>
+    <w:p>
+      <w:r>
+        <w:t xml:space="preserve"> And here we use the logger </w:t>
+      </w:r>
+    </w:p>
+    <w:p/>
+    <w:p/>
+    <w:p>
+      <w:r>
+        <w:rPr>
+          <w:highlight w:val="darkGray"/>
+        </w:rPr>
+        <w:t>Streamhandler</w:t>
+      </w:r>
+      <w:r>
+        <w:t xml:space="preserve"> </w:t>
+      </w:r>
+    </w:p>
+    <w:p>
+      <w:r>
+        <w:t>Log_Config.py:</w:t>
+      </w:r>
+    </w:p>
+    <w:p>
+      <w:pPr>
+        <w:shd w:val="clear" w:color="auto" w:fill="1E1E1E"/>
+        <w:spacing w:after="0" w:line="285" w:lineRule="atLeast"/>
+        <w:rPr>
+          <w:rFonts w:ascii="Consolas" w:eastAsia="Times New Roman" w:hAnsi="Consolas" w:cs="Times New Roman"/>
+          <w:color w:val="D4D4D4"/>
+          <w:sz w:val="21"/>
+          <w:szCs w:val="21"/>
+        </w:rPr>
+      </w:pPr>
+      <w:r>
+        <w:rPr>
+          <w:rFonts w:ascii="Consolas" w:eastAsia="Times New Roman" w:hAnsi="Consolas" w:cs="Times New Roman"/>
+          <w:color w:val="D4D4D4"/>
+          <w:sz w:val="21"/>
+          <w:szCs w:val="21"/>
+        </w:rPr>
+        <w:t> </w:t>
+      </w:r>
+      <w:r>
+        <w:rPr>
+          <w:rFonts w:ascii="Consolas" w:eastAsia="Times New Roman" w:hAnsi="Consolas" w:cs="Times New Roman"/>
+          <w:color w:val="9CDCFE"/>
+          <w:sz w:val="21"/>
+          <w:szCs w:val="21"/>
+        </w:rPr>
+        <w:t>stream_handler</w:t>
+      </w:r>
+      <w:r>
+        <w:rPr>
+          <w:rFonts w:ascii="Consolas" w:eastAsia="Times New Roman" w:hAnsi="Consolas" w:cs="Times New Roman"/>
+          <w:color w:val="D4D4D4"/>
+          <w:sz w:val="21"/>
+          <w:szCs w:val="21"/>
+        </w:rPr>
+        <w:t xml:space="preserve"> = </w:t>
+      </w:r>
+      <w:r>
+        <w:rPr>
+          <w:rFonts w:ascii="Consolas" w:eastAsia="Times New Roman" w:hAnsi="Consolas" w:cs="Times New Roman"/>
+          <w:color w:val="4EC9B0"/>
+          <w:sz w:val="21"/>
+          <w:szCs w:val="21"/>
+        </w:rPr>
+        <w:t>logging</w:t>
+      </w:r>
+      <w:r>
+        <w:rPr>
+          <w:rFonts w:ascii="Consolas" w:eastAsia="Times New Roman" w:hAnsi="Consolas" w:cs="Times New Roman"/>
+          <w:color w:val="D4D4D4"/>
+          <w:sz w:val="21"/>
+          <w:szCs w:val="21"/>
+        </w:rPr>
+        <w:t>.</w:t>
+      </w:r>
+      <w:r>
+        <w:rPr>
+          <w:rFonts w:ascii="Consolas" w:eastAsia="Times New Roman" w:hAnsi="Consolas" w:cs="Times New Roman"/>
+          <w:color w:val="4EC9B0"/>
+          <w:sz w:val="21"/>
+          <w:szCs w:val="21"/>
+        </w:rPr>
+        <w:t>StreamHandler</w:t>
+      </w:r>
+      <w:r>
+        <w:rPr>
+          <w:rFonts w:ascii="Consolas" w:eastAsia="Times New Roman" w:hAnsi="Consolas" w:cs="Times New Roman"/>
+          <w:color w:val="D4D4D4"/>
+          <w:sz w:val="21"/>
+          <w:szCs w:val="21"/>
+        </w:rPr>
+        <w:t xml:space="preserve">()   </w:t>
+      </w:r>
+      <w:r>
+        <w:rPr>
+          <w:rFonts w:ascii="Consolas" w:eastAsia="Times New Roman" w:hAnsi="Consolas" w:cs="Times New Roman"/>
+          <w:color w:val="6A9955"/>
+          <w:sz w:val="21"/>
+          <w:szCs w:val="21"/>
+        </w:rPr>
+        <w:t xml:space="preserve"># this is use for terminal </w:t>
+      </w:r>
+    </w:p>
+    <w:p/>
+    <w:p>
+      <w:pPr>
+        <w:shd w:val="clear" w:color="auto" w:fill="1E1E1E"/>
+        <w:spacing w:after="0" w:line="285" w:lineRule="atLeast"/>
+        <w:rPr>
+          <w:rFonts w:ascii="Consolas" w:eastAsia="Times New Roman" w:hAnsi="Consolas" w:cs="Times New Roman"/>
+          <w:color w:val="D4D4D4"/>
+          <w:sz w:val="21"/>
+          <w:szCs w:val="21"/>
+        </w:rPr>
+      </w:pPr>
+      <w:r>
+        <w:rPr>
+          <w:rFonts w:ascii="Consolas" w:eastAsia="Times New Roman" w:hAnsi="Consolas" w:cs="Times New Roman"/>
+          <w:color w:val="D4D4D4"/>
+          <w:sz w:val="21"/>
+          <w:szCs w:val="21"/>
+        </w:rPr>
+        <w:t xml:space="preserve">  </w:t>
+      </w:r>
+      <w:r>
+        <w:rPr>
+          <w:rFonts w:ascii="Consolas" w:eastAsia="Times New Roman" w:hAnsi="Consolas" w:cs="Times New Roman"/>
+          <w:color w:val="9CDCFE"/>
+          <w:sz w:val="21"/>
+          <w:szCs w:val="21"/>
+        </w:rPr>
+        <w:t>stream_handler</w:t>
+      </w:r>
+      <w:r>
+        <w:rPr>
+          <w:rFonts w:ascii="Consolas" w:eastAsia="Times New Roman" w:hAnsi="Consolas" w:cs="Times New Roman"/>
+          <w:color w:val="D4D4D4"/>
+          <w:sz w:val="21"/>
+          <w:szCs w:val="21"/>
+        </w:rPr>
+        <w:t>.</w:t>
+      </w:r>
+      <w:r>
+        <w:rPr>
+          <w:rFonts w:ascii="Consolas" w:eastAsia="Times New Roman" w:hAnsi="Consolas" w:cs="Times New Roman"/>
+          <w:color w:val="DCDCAA"/>
+          <w:sz w:val="21"/>
+          <w:szCs w:val="21"/>
+        </w:rPr>
+        <w:t>setFormatter</w:t>
+      </w:r>
+      <w:r>
+        <w:rPr>
+          <w:rFonts w:ascii="Consolas" w:eastAsia="Times New Roman" w:hAnsi="Consolas" w:cs="Times New Roman"/>
+          <w:color w:val="D4D4D4"/>
+          <w:sz w:val="21"/>
+          <w:szCs w:val="21"/>
+        </w:rPr>
+        <w:t>(</w:t>
+      </w:r>
+      <w:r>
+        <w:rPr>
+          <w:rFonts w:ascii="Consolas" w:eastAsia="Times New Roman" w:hAnsi="Consolas" w:cs="Times New Roman"/>
+          <w:color w:val="9CDCFE"/>
+          <w:sz w:val="21"/>
+          <w:szCs w:val="21"/>
+        </w:rPr>
+        <w:t>formatter</w:t>
+      </w:r>
+      <w:r>
+        <w:rPr>
+          <w:rFonts w:ascii="Consolas" w:eastAsia="Times New Roman" w:hAnsi="Consolas" w:cs="Times New Roman"/>
+          <w:color w:val="D4D4D4"/>
+          <w:sz w:val="21"/>
+          <w:szCs w:val="21"/>
+        </w:rPr>
+        <w:t>)</w:t>
+      </w:r>
+    </w:p>
+    <w:p/>
+    <w:p>
+      <w:pPr>
+        <w:shd w:val="clear" w:color="auto" w:fill="1E1E1E"/>
+        <w:spacing w:after="0" w:line="285" w:lineRule="atLeast"/>
+        <w:rPr>
+          <w:rFonts w:ascii="Consolas" w:eastAsia="Times New Roman" w:hAnsi="Consolas" w:cs="Times New Roman"/>
+          <w:color w:val="D4D4D4"/>
+          <w:sz w:val="21"/>
+          <w:szCs w:val="21"/>
+        </w:rPr>
+      </w:pPr>
+      <w:r>
+        <w:rPr>
+          <w:rFonts w:ascii="Consolas" w:eastAsia="Times New Roman" w:hAnsi="Consolas" w:cs="Times New Roman"/>
+          <w:color w:val="D4D4D4"/>
+          <w:sz w:val="21"/>
+          <w:szCs w:val="21"/>
+        </w:rPr>
+        <w:t xml:space="preserve">  </w:t>
+      </w:r>
+      <w:r>
+        <w:rPr>
+          <w:rFonts w:ascii="Consolas" w:eastAsia="Times New Roman" w:hAnsi="Consolas" w:cs="Times New Roman"/>
+          <w:color w:val="9CDCFE"/>
+          <w:sz w:val="21"/>
+          <w:szCs w:val="21"/>
+        </w:rPr>
+        <w:t>logger</w:t>
+      </w:r>
+      <w:r>
+        <w:rPr>
+          <w:rFonts w:ascii="Consolas" w:eastAsia="Times New Roman" w:hAnsi="Consolas" w:cs="Times New Roman"/>
+          <w:color w:val="D4D4D4"/>
+          <w:sz w:val="21"/>
+          <w:szCs w:val="21"/>
+        </w:rPr>
+        <w:t xml:space="preserve"> = </w:t>
+      </w:r>
+      <w:r>
+        <w:rPr>
+          <w:rFonts w:ascii="Consolas" w:eastAsia="Times New Roman" w:hAnsi="Consolas" w:cs="Times New Roman"/>
+          <w:color w:val="4EC9B0"/>
+          <w:sz w:val="21"/>
+          <w:szCs w:val="21"/>
+        </w:rPr>
+        <w:t>logging</w:t>
+      </w:r>
+      <w:r>
+        <w:rPr>
+          <w:rFonts w:ascii="Consolas" w:eastAsia="Times New Roman" w:hAnsi="Consolas" w:cs="Times New Roman"/>
+          <w:color w:val="D4D4D4"/>
+          <w:sz w:val="21"/>
+          <w:szCs w:val="21"/>
+        </w:rPr>
+        <w:t>.</w:t>
+      </w:r>
+      <w:r>
+        <w:rPr>
+          <w:rFonts w:ascii="Consolas" w:eastAsia="Times New Roman" w:hAnsi="Consolas" w:cs="Times New Roman"/>
+          <w:color w:val="DCDCAA"/>
+          <w:sz w:val="21"/>
+          <w:szCs w:val="21"/>
+        </w:rPr>
+        <w:t>getLogger</w:t>
+      </w:r>
+      <w:r>
+        <w:rPr>
+          <w:rFonts w:ascii="Consolas" w:eastAsia="Times New Roman" w:hAnsi="Consolas" w:cs="Times New Roman"/>
+          <w:color w:val="D4D4D4"/>
+          <w:sz w:val="21"/>
+          <w:szCs w:val="21"/>
+        </w:rPr>
+        <w:t>(</w:t>
+      </w:r>
+      <w:r>
+        <w:rPr>
+          <w:rFonts w:ascii="Consolas" w:eastAsia="Times New Roman" w:hAnsi="Consolas" w:cs="Times New Roman"/>
+          <w:color w:val="CE9178"/>
+          <w:sz w:val="21"/>
+          <w:szCs w:val="21"/>
+        </w:rPr>
+        <w:t>"ch131"</w:t>
+      </w:r>
+      <w:r>
+        <w:rPr>
+          <w:rFonts w:ascii="Consolas" w:eastAsia="Times New Roman" w:hAnsi="Consolas" w:cs="Times New Roman"/>
+          <w:color w:val="D4D4D4"/>
+          <w:sz w:val="21"/>
+          <w:szCs w:val="21"/>
+        </w:rPr>
+        <w:t>)</w:t>
+      </w:r>
+    </w:p>
+    <w:p>
+      <w:pPr>
+        <w:shd w:val="clear" w:color="auto" w:fill="1E1E1E"/>
+        <w:spacing w:after="0" w:line="285" w:lineRule="atLeast"/>
+        <w:rPr>
+          <w:rFonts w:ascii="Consolas" w:eastAsia="Times New Roman" w:hAnsi="Consolas" w:cs="Times New Roman"/>
+          <w:color w:val="D4D4D4"/>
+          <w:sz w:val="21"/>
+          <w:szCs w:val="21"/>
+        </w:rPr>
+      </w:pPr>
+      <w:r>
+        <w:rPr>
+          <w:rFonts w:ascii="Consolas" w:eastAsia="Times New Roman" w:hAnsi="Consolas" w:cs="Times New Roman"/>
+          <w:color w:val="D4D4D4"/>
+          <w:sz w:val="21"/>
+          <w:szCs w:val="21"/>
+        </w:rPr>
+        <w:t xml:space="preserve">  </w:t>
+      </w:r>
+      <w:r>
+        <w:rPr>
+          <w:rFonts w:ascii="Consolas" w:eastAsia="Times New Roman" w:hAnsi="Consolas" w:cs="Times New Roman"/>
+          <w:color w:val="9CDCFE"/>
+          <w:sz w:val="21"/>
+          <w:szCs w:val="21"/>
+        </w:rPr>
+        <w:t>logger</w:t>
+      </w:r>
+      <w:r>
+        <w:rPr>
+          <w:rFonts w:ascii="Consolas" w:eastAsia="Times New Roman" w:hAnsi="Consolas" w:cs="Times New Roman"/>
+          <w:color w:val="D4D4D4"/>
+          <w:sz w:val="21"/>
+          <w:szCs w:val="21"/>
+        </w:rPr>
+        <w:t>.</w:t>
+      </w:r>
+      <w:r>
+        <w:rPr>
+          <w:rFonts w:ascii="Consolas" w:eastAsia="Times New Roman" w:hAnsi="Consolas" w:cs="Times New Roman"/>
+          <w:color w:val="DCDCAA"/>
+          <w:sz w:val="21"/>
+          <w:szCs w:val="21"/>
+        </w:rPr>
+        <w:t>setLevel</w:t>
+      </w:r>
+      <w:r>
+        <w:rPr>
+          <w:rFonts w:ascii="Consolas" w:eastAsia="Times New Roman" w:hAnsi="Consolas" w:cs="Times New Roman"/>
+          <w:color w:val="D4D4D4"/>
+          <w:sz w:val="21"/>
+          <w:szCs w:val="21"/>
+        </w:rPr>
+        <w:t>(</w:t>
+      </w:r>
+      <w:r>
+        <w:rPr>
+          <w:rFonts w:ascii="Consolas" w:eastAsia="Times New Roman" w:hAnsi="Consolas" w:cs="Times New Roman"/>
+          <w:color w:val="4EC9B0"/>
+          <w:sz w:val="21"/>
+          <w:szCs w:val="21"/>
+        </w:rPr>
+        <w:t>logging</w:t>
+      </w:r>
+      <w:r>
+        <w:rPr>
+          <w:rFonts w:ascii="Consolas" w:eastAsia="Times New Roman" w:hAnsi="Consolas" w:cs="Times New Roman"/>
+          <w:color w:val="D4D4D4"/>
+          <w:sz w:val="21"/>
+          <w:szCs w:val="21"/>
+        </w:rPr>
+        <w:t>.</w:t>
+      </w:r>
+      <w:r>
+        <w:rPr>
+          <w:rFonts w:ascii="Consolas" w:eastAsia="Times New Roman" w:hAnsi="Consolas" w:cs="Times New Roman"/>
+          <w:color w:val="4FC1FF"/>
+          <w:sz w:val="21"/>
+          <w:szCs w:val="21"/>
+        </w:rPr>
+        <w:t>DEBUG</w:t>
+      </w:r>
+      <w:r>
+        <w:rPr>
+          <w:rFonts w:ascii="Consolas" w:eastAsia="Times New Roman" w:hAnsi="Consolas" w:cs="Times New Roman"/>
+          <w:color w:val="D4D4D4"/>
+          <w:sz w:val="21"/>
+          <w:szCs w:val="21"/>
+        </w:rPr>
+        <w:t>)</w:t>
+      </w:r>
+    </w:p>
+    <w:p>
+      <w:pPr>
+        <w:shd w:val="clear" w:color="auto" w:fill="1E1E1E"/>
+        <w:spacing w:after="0" w:line="285" w:lineRule="atLeast"/>
+        <w:rPr>
+          <w:rFonts w:ascii="Consolas" w:eastAsia="Times New Roman" w:hAnsi="Consolas" w:cs="Times New Roman"/>
+          <w:color w:val="D4D4D4"/>
+          <w:sz w:val="21"/>
+          <w:szCs w:val="21"/>
+        </w:rPr>
+      </w:pPr>
+      <w:r>
+        <w:rPr>
+          <w:rFonts w:ascii="Consolas" w:eastAsia="Times New Roman" w:hAnsi="Consolas" w:cs="Times New Roman"/>
+          <w:color w:val="D4D4D4"/>
+          <w:sz w:val="21"/>
+          <w:szCs w:val="21"/>
+        </w:rPr>
+        <w:t xml:space="preserve">  </w:t>
+      </w:r>
+      <w:r>
+        <w:rPr>
+          <w:rFonts w:ascii="Consolas" w:eastAsia="Times New Roman" w:hAnsi="Consolas" w:cs="Times New Roman"/>
+          <w:color w:val="9CDCFE"/>
+          <w:sz w:val="21"/>
+          <w:szCs w:val="21"/>
+        </w:rPr>
+        <w:t>logger</w:t>
+      </w:r>
+      <w:r>
+        <w:rPr>
+          <w:rFonts w:ascii="Consolas" w:eastAsia="Times New Roman" w:hAnsi="Consolas" w:cs="Times New Roman"/>
+          <w:color w:val="D4D4D4"/>
+          <w:sz w:val="21"/>
+          <w:szCs w:val="21"/>
+        </w:rPr>
+        <w:t>.</w:t>
+      </w:r>
+      <w:r>
+        <w:rPr>
+          <w:rFonts w:ascii="Consolas" w:eastAsia="Times New Roman" w:hAnsi="Consolas" w:cs="Times New Roman"/>
+          <w:color w:val="9CDCFE"/>
+          <w:sz w:val="21"/>
+          <w:szCs w:val="21"/>
+        </w:rPr>
+        <w:t>handlers</w:t>
+      </w:r>
+      <w:r>
+        <w:rPr>
+          <w:rFonts w:ascii="Consolas" w:eastAsia="Times New Roman" w:hAnsi="Consolas" w:cs="Times New Roman"/>
+          <w:color w:val="D4D4D4"/>
+          <w:sz w:val="21"/>
+          <w:szCs w:val="21"/>
+        </w:rPr>
+        <w:t xml:space="preserve"> = []</w:t>
+      </w:r>
+    </w:p>
+    <w:p>
+      <w:pPr>
+        <w:shd w:val="clear" w:color="auto" w:fill="1E1E1E"/>
+        <w:spacing w:after="0" w:line="285" w:lineRule="atLeast"/>
+        <w:rPr>
+          <w:rFonts w:ascii="Consolas" w:eastAsia="Times New Roman" w:hAnsi="Consolas" w:cs="Times New Roman"/>
+          <w:color w:val="D4D4D4"/>
+          <w:sz w:val="21"/>
+          <w:szCs w:val="21"/>
+        </w:rPr>
+      </w:pPr>
+      <w:r>
+        <w:rPr>
+          <w:rFonts w:ascii="Consolas" w:eastAsia="Times New Roman" w:hAnsi="Consolas" w:cs="Times New Roman"/>
+          <w:color w:val="D4D4D4"/>
+          <w:sz w:val="21"/>
+          <w:szCs w:val="21"/>
+        </w:rPr>
+        <w:t xml:space="preserve">  </w:t>
+      </w:r>
+      <w:r>
+        <w:rPr>
+          <w:rFonts w:ascii="Consolas" w:eastAsia="Times New Roman" w:hAnsi="Consolas" w:cs="Times New Roman"/>
+          <w:color w:val="9CDCFE"/>
+          <w:sz w:val="21"/>
+          <w:szCs w:val="21"/>
+        </w:rPr>
+        <w:t>logger</w:t>
+      </w:r>
+      <w:r>
+        <w:rPr>
+          <w:rFonts w:ascii="Consolas" w:eastAsia="Times New Roman" w:hAnsi="Consolas" w:cs="Times New Roman"/>
+          <w:color w:val="D4D4D4"/>
+          <w:sz w:val="21"/>
+          <w:szCs w:val="21"/>
+        </w:rPr>
+        <w:t>.</w:t>
+      </w:r>
+      <w:r>
+        <w:rPr>
+          <w:rFonts w:ascii="Consolas" w:eastAsia="Times New Roman" w:hAnsi="Consolas" w:cs="Times New Roman"/>
+          <w:color w:val="DCDCAA"/>
+          <w:sz w:val="21"/>
+          <w:szCs w:val="21"/>
+        </w:rPr>
+        <w:t>addHandler</w:t>
+      </w:r>
+      <w:r>
+        <w:rPr>
+          <w:rFonts w:ascii="Consolas" w:eastAsia="Times New Roman" w:hAnsi="Consolas" w:cs="Times New Roman"/>
+          <w:color w:val="D4D4D4"/>
+          <w:sz w:val="21"/>
+          <w:szCs w:val="21"/>
+        </w:rPr>
+        <w:t>(</w:t>
+      </w:r>
+      <w:r>
+        <w:rPr>
+          <w:rFonts w:ascii="Consolas" w:eastAsia="Times New Roman" w:hAnsi="Consolas" w:cs="Times New Roman"/>
+          <w:color w:val="9CDCFE"/>
+          <w:sz w:val="21"/>
+          <w:szCs w:val="21"/>
+        </w:rPr>
+        <w:t>file_handler</w:t>
+      </w:r>
+      <w:r>
+        <w:rPr>
+          <w:rFonts w:ascii="Consolas" w:eastAsia="Times New Roman" w:hAnsi="Consolas" w:cs="Times New Roman"/>
+          <w:color w:val="D4D4D4"/>
+          <w:sz w:val="21"/>
+          <w:szCs w:val="21"/>
+        </w:rPr>
+        <w:t>)</w:t>
+      </w:r>
+    </w:p>
+    <w:p>
+      <w:pPr>
+        <w:shd w:val="clear" w:color="auto" w:fill="1E1E1E"/>
+        <w:spacing w:after="0" w:line="285" w:lineRule="atLeast"/>
+        <w:rPr>
+          <w:rFonts w:ascii="Consolas" w:eastAsia="Times New Roman" w:hAnsi="Consolas" w:cs="Times New Roman"/>
+          <w:color w:val="D4D4D4"/>
+          <w:sz w:val="21"/>
+          <w:szCs w:val="21"/>
+        </w:rPr>
+      </w:pPr>
+      <w:r>
+        <w:rPr>
+          <w:rFonts w:ascii="Consolas" w:eastAsia="Times New Roman" w:hAnsi="Consolas" w:cs="Times New Roman"/>
+          <w:color w:val="D4D4D4"/>
+          <w:sz w:val="21"/>
+          <w:szCs w:val="21"/>
+        </w:rPr>
+        <w:t xml:space="preserve">  </w:t>
+      </w:r>
+      <w:r>
+        <w:rPr>
+          <w:rFonts w:ascii="Consolas" w:eastAsia="Times New Roman" w:hAnsi="Consolas" w:cs="Times New Roman"/>
+          <w:color w:val="9CDCFE"/>
+          <w:sz w:val="21"/>
+          <w:szCs w:val="21"/>
+        </w:rPr>
+        <w:t>logger</w:t>
+      </w:r>
+      <w:r>
+        <w:rPr>
+          <w:rFonts w:ascii="Consolas" w:eastAsia="Times New Roman" w:hAnsi="Consolas" w:cs="Times New Roman"/>
+          <w:color w:val="D4D4D4"/>
+          <w:sz w:val="21"/>
+          <w:szCs w:val="21"/>
+        </w:rPr>
+        <w:t>.</w:t>
+      </w:r>
+      <w:r>
+        <w:rPr>
+          <w:rFonts w:ascii="Consolas" w:eastAsia="Times New Roman" w:hAnsi="Consolas" w:cs="Times New Roman"/>
+          <w:color w:val="DCDCAA"/>
+          <w:sz w:val="21"/>
+          <w:szCs w:val="21"/>
+        </w:rPr>
+        <w:t>addHandler</w:t>
+      </w:r>
+      <w:r>
+        <w:rPr>
+          <w:rFonts w:ascii="Consolas" w:eastAsia="Times New Roman" w:hAnsi="Consolas" w:cs="Times New Roman"/>
+          <w:color w:val="D4D4D4"/>
+          <w:sz w:val="21"/>
+          <w:szCs w:val="21"/>
+        </w:rPr>
+        <w:t>(</w:t>
+      </w:r>
+      <w:r>
+        <w:rPr>
+          <w:rFonts w:ascii="Consolas" w:eastAsia="Times New Roman" w:hAnsi="Consolas" w:cs="Times New Roman"/>
+          <w:color w:val="9CDCFE"/>
+          <w:sz w:val="21"/>
+          <w:szCs w:val="21"/>
+        </w:rPr>
+        <w:t>stream_handler</w:t>
+      </w:r>
+      <w:r>
+        <w:rPr>
+          <w:rFonts w:ascii="Consolas" w:eastAsia="Times New Roman" w:hAnsi="Consolas" w:cs="Times New Roman"/>
+          <w:color w:val="D4D4D4"/>
+          <w:sz w:val="21"/>
+          <w:szCs w:val="21"/>
+        </w:rPr>
+        <w:t>)</w:t>
+      </w:r>
+    </w:p>
+    <w:p/>
+    <w:p>
+      <w:pPr>
+        <w:shd w:val="clear" w:color="auto" w:fill="1E1E1E"/>
+        <w:spacing w:after="0" w:line="285" w:lineRule="atLeast"/>
+        <w:rPr>
+          <w:rFonts w:ascii="Consolas" w:eastAsia="Times New Roman" w:hAnsi="Consolas" w:cs="Times New Roman"/>
+          <w:color w:val="D4D4D4"/>
+          <w:sz w:val="21"/>
+          <w:szCs w:val="21"/>
+        </w:rPr>
+      </w:pPr>
+      <w:r>
+        <w:rPr>
+          <w:rFonts w:ascii="Consolas" w:eastAsia="Times New Roman" w:hAnsi="Consolas" w:cs="Times New Roman"/>
+          <w:color w:val="D4D4D4"/>
+          <w:sz w:val="21"/>
+          <w:szCs w:val="21"/>
+        </w:rPr>
+        <w:t xml:space="preserve">  </w:t>
+      </w:r>
+      <w:r>
+        <w:rPr>
+          <w:rFonts w:ascii="Consolas" w:eastAsia="Times New Roman" w:hAnsi="Consolas" w:cs="Times New Roman"/>
+          <w:color w:val="C586C0"/>
+          <w:sz w:val="21"/>
+          <w:szCs w:val="21"/>
+        </w:rPr>
+        <w:t>return</w:t>
+      </w:r>
+      <w:r>
+        <w:rPr>
+          <w:rFonts w:ascii="Consolas" w:eastAsia="Times New Roman" w:hAnsi="Consolas" w:cs="Times New Roman"/>
+          <w:color w:val="D4D4D4"/>
+          <w:sz w:val="21"/>
+          <w:szCs w:val="21"/>
+        </w:rPr>
+        <w:t xml:space="preserve"> </w:t>
+      </w:r>
+      <w:r>
+        <w:rPr>
+          <w:rFonts w:ascii="Consolas" w:eastAsia="Times New Roman" w:hAnsi="Consolas" w:cs="Times New Roman"/>
+          <w:color w:val="9CDCFE"/>
+          <w:sz w:val="21"/>
+          <w:szCs w:val="21"/>
+        </w:rPr>
+        <w:t>logger</w:t>
+      </w:r>
+    </w:p>
+    <w:p>
+      <w:pPr>
+        <w:shd w:val="clear" w:color="auto" w:fill="1E1E1E"/>
+        <w:spacing w:after="0" w:line="285" w:lineRule="atLeast"/>
+        <w:rPr>
+          <w:rFonts w:ascii="Consolas" w:eastAsia="Times New Roman" w:hAnsi="Consolas" w:cs="Times New Roman"/>
+          <w:color w:val="D4D4D4"/>
+          <w:sz w:val="21"/>
+          <w:szCs w:val="21"/>
+        </w:rPr>
+      </w:pPr>
+    </w:p>
+    <w:p>
+      <w:pPr>
+        <w:shd w:val="clear" w:color="auto" w:fill="1E1E1E"/>
+        <w:spacing w:after="0" w:line="285" w:lineRule="atLeast"/>
+        <w:rPr>
+          <w:rFonts w:ascii="Consolas" w:eastAsia="Times New Roman" w:hAnsi="Consolas" w:cs="Times New Roman"/>
+          <w:color w:val="D4D4D4"/>
+          <w:sz w:val="21"/>
+          <w:szCs w:val="21"/>
+        </w:rPr>
+      </w:pPr>
+      <w:r>
+        <w:rPr>
+          <w:rFonts w:ascii="Consolas" w:eastAsia="Times New Roman" w:hAnsi="Consolas" w:cs="Times New Roman"/>
+          <w:color w:val="6A9955"/>
+          <w:sz w:val="21"/>
+          <w:szCs w:val="21"/>
+        </w:rPr>
+        <w:t># Create and export the logger</w:t>
+      </w:r>
+    </w:p>
+    <w:p>
+      <w:pPr>
+        <w:shd w:val="clear" w:color="auto" w:fill="1E1E1E"/>
+        <w:spacing w:after="0" w:line="285" w:lineRule="atLeast"/>
+        <w:rPr>
+          <w:rFonts w:ascii="Consolas" w:eastAsia="Times New Roman" w:hAnsi="Consolas" w:cs="Times New Roman"/>
+          <w:color w:val="D4D4D4"/>
+          <w:sz w:val="21"/>
+          <w:szCs w:val="21"/>
+        </w:rPr>
+      </w:pPr>
+      <w:r>
+        <w:rPr>
+          <w:rFonts w:ascii="Consolas" w:eastAsia="Times New Roman" w:hAnsi="Consolas" w:cs="Times New Roman"/>
+          <w:color w:val="9CDCFE"/>
+          <w:sz w:val="21"/>
+          <w:szCs w:val="21"/>
+        </w:rPr>
+        <w:t>logger</w:t>
+      </w:r>
+      <w:r>
+        <w:rPr>
+          <w:rFonts w:ascii="Consolas" w:eastAsia="Times New Roman" w:hAnsi="Consolas" w:cs="Times New Roman"/>
+          <w:color w:val="D4D4D4"/>
+          <w:sz w:val="21"/>
+          <w:szCs w:val="21"/>
+        </w:rPr>
+        <w:t xml:space="preserve"> = </w:t>
+      </w:r>
+      <w:r>
+        <w:rPr>
+          <w:rFonts w:ascii="Consolas" w:eastAsia="Times New Roman" w:hAnsi="Consolas" w:cs="Times New Roman"/>
+          <w:color w:val="DCDCAA"/>
+          <w:sz w:val="21"/>
+          <w:szCs w:val="21"/>
+        </w:rPr>
+        <w:t>setup_logger</w:t>
+      </w:r>
+      <w:r>
+        <w:rPr>
+          <w:rFonts w:ascii="Consolas" w:eastAsia="Times New Roman" w:hAnsi="Consolas" w:cs="Times New Roman"/>
+          <w:color w:val="D4D4D4"/>
+          <w:sz w:val="21"/>
+          <w:szCs w:val="21"/>
+        </w:rPr>
+        <w:t>()</w:t>
+      </w:r>
+    </w:p>
+    <w:p/>
     <w:bookmarkEnd w:id="0"/>
     <w:p/>
     <w:sectPr>
@@ -2338,6 +6035,95 @@
     </w:lvl>
   </w:abstractNum>
   <w:abstractNum w:abstractNumId="3" w15:restartNumberingAfterBreak="0">
+    <w:nsid w:val="1EF138E0"/>
+    <w:multiLevelType w:val="hybridMultilevel"/>
+    <w:tmpl w:val="4B9C1C64"/>
+    <w:lvl w:ilvl="0" w:tplc="0409000F">
+      <w:start w:val="1"/>
+      <w:numFmt w:val="decimal"/>
+      <w:lvlText w:val="%1."/>
+      <w:lvlJc w:val="left"/>
+      <w:pPr>
+        <w:ind w:left="720" w:hanging="360"/>
+      </w:pPr>
+      <w:rPr>
+        <w:rFonts w:hint="default"/>
+      </w:rPr>
+    </w:lvl>
+    <w:lvl w:ilvl="1" w:tplc="04090019" w:tentative="1">
+      <w:start w:val="1"/>
+      <w:numFmt w:val="lowerLetter"/>
+      <w:lvlText w:val="%2."/>
+      <w:lvlJc w:val="left"/>
+      <w:pPr>
+        <w:ind w:left="1440" w:hanging="360"/>
+      </w:pPr>
+    </w:lvl>
+    <w:lvl w:ilvl="2" w:tplc="0409001B" w:tentative="1">
+      <w:start w:val="1"/>
+      <w:numFmt w:val="lowerRoman"/>
+      <w:lvlText w:val="%3."/>
+      <w:lvlJc w:val="right"/>
+      <w:pPr>
+        <w:ind w:left="2160" w:hanging="180"/>
+      </w:pPr>
+    </w:lvl>
+    <w:lvl w:ilvl="3" w:tplc="0409000F" w:tentative="1">
+      <w:start w:val="1"/>
+      <w:numFmt w:val="decimal"/>
+      <w:lvlText w:val="%4."/>
+      <w:lvlJc w:val="left"/>
+      <w:pPr>
+        <w:ind w:left="2880" w:hanging="360"/>
+      </w:pPr>
+    </w:lvl>
+    <w:lvl w:ilvl="4" w:tplc="04090019" w:tentative="1">
+      <w:start w:val="1"/>
+      <w:numFmt w:val="lowerLetter"/>
+      <w:lvlText w:val="%5."/>
+      <w:lvlJc w:val="left"/>
+      <w:pPr>
+        <w:ind w:left="3600" w:hanging="360"/>
+      </w:pPr>
+    </w:lvl>
+    <w:lvl w:ilvl="5" w:tplc="0409001B" w:tentative="1">
+      <w:start w:val="1"/>
+      <w:numFmt w:val="lowerRoman"/>
+      <w:lvlText w:val="%6."/>
+      <w:lvlJc w:val="right"/>
+      <w:pPr>
+        <w:ind w:left="4320" w:hanging="180"/>
+      </w:pPr>
+    </w:lvl>
+    <w:lvl w:ilvl="6" w:tplc="0409000F" w:tentative="1">
+      <w:start w:val="1"/>
+      <w:numFmt w:val="decimal"/>
+      <w:lvlText w:val="%7."/>
+      <w:lvlJc w:val="left"/>
+      <w:pPr>
+        <w:ind w:left="5040" w:hanging="360"/>
+      </w:pPr>
+    </w:lvl>
+    <w:lvl w:ilvl="7" w:tplc="04090019" w:tentative="1">
+      <w:start w:val="1"/>
+      <w:numFmt w:val="lowerLetter"/>
+      <w:lvlText w:val="%8."/>
+      <w:lvlJc w:val="left"/>
+      <w:pPr>
+        <w:ind w:left="5760" w:hanging="360"/>
+      </w:pPr>
+    </w:lvl>
+    <w:lvl w:ilvl="8" w:tplc="0409001B" w:tentative="1">
+      <w:start w:val="1"/>
+      <w:numFmt w:val="lowerRoman"/>
+      <w:lvlText w:val="%9."/>
+      <w:lvlJc w:val="right"/>
+      <w:pPr>
+        <w:ind w:left="6480" w:hanging="180"/>
+      </w:pPr>
+    </w:lvl>
+  </w:abstractNum>
+  <w:abstractNum w:abstractNumId="4" w15:restartNumberingAfterBreak="0">
     <w:nsid w:val="56985383"/>
     <w:multiLevelType w:val="multilevel"/>
     <w:tmpl w:val="383E05E6"/>
@@ -2486,7 +6272,7 @@
       </w:rPr>
     </w:lvl>
   </w:abstractNum>
-  <w:abstractNum w:abstractNumId="4" w15:restartNumberingAfterBreak="0">
+  <w:abstractNum w:abstractNumId="5" w15:restartNumberingAfterBreak="0">
     <w:nsid w:val="656F12C5"/>
     <w:multiLevelType w:val="multilevel"/>
     <w:tmpl w:val="60BC5F9C"/>
@@ -2635,7 +6421,7 @@
       </w:rPr>
     </w:lvl>
   </w:abstractNum>
-  <w:abstractNum w:abstractNumId="5" w15:restartNumberingAfterBreak="0">
+  <w:abstractNum w:abstractNumId="6" w15:restartNumberingAfterBreak="0">
     <w:nsid w:val="67BD78E5"/>
     <w:multiLevelType w:val="multilevel"/>
     <w:tmpl w:val="52308FDA"/>
@@ -2784,7 +6570,7 @@
       </w:rPr>
     </w:lvl>
   </w:abstractNum>
-  <w:abstractNum w:abstractNumId="6" w15:restartNumberingAfterBreak="0">
+  <w:abstractNum w:abstractNumId="7" w15:restartNumberingAfterBreak="0">
     <w:nsid w:val="75702BB8"/>
     <w:multiLevelType w:val="multilevel"/>
     <w:tmpl w:val="F56CBBF6"/>
@@ -2937,22 +6723,25 @@
     <w:abstractNumId w:val="1"/>
   </w:num>
   <w:num w:numId="2">
-    <w:abstractNumId w:val="3"/>
+    <w:abstractNumId w:val="4"/>
   </w:num>
   <w:num w:numId="3">
-    <w:abstractNumId w:val="4"/>
+    <w:abstractNumId w:val="5"/>
   </w:num>
   <w:num w:numId="4">
-    <w:abstractNumId w:val="5"/>
+    <w:abstractNumId w:val="6"/>
   </w:num>
   <w:num w:numId="5">
     <w:abstractNumId w:val="2"/>
   </w:num>
   <w:num w:numId="6">
-    <w:abstractNumId w:val="6"/>
+    <w:abstractNumId w:val="7"/>
   </w:num>
   <w:num w:numId="7">
     <w:abstractNumId w:val="0"/>
+  </w:num>
+  <w:num w:numId="8">
+    <w:abstractNumId w:val="3"/>
   </w:num>
 </w:numbering>
 </file>
@@ -3605,6 +7394,17 @@
     <w:basedOn w:val="DefaultParagraphFont"/>
     <w:rsid w:val="00F83BFD"/>
   </w:style>
+  <w:style w:type="paragraph" w:styleId="ListParagraph">
+    <w:name w:val="List Paragraph"/>
+    <w:basedOn w:val="Normal"/>
+    <w:uiPriority w:val="34"/>
+    <w:qFormat/>
+    <w:rsid w:val="00EF6CB1"/>
+    <w:pPr>
+      <w:ind w:left="720"/>
+      <w:contextualSpacing/>
+    </w:pPr>
+  </w:style>
 </w:styles>
 </file>
 
